--- a/src/content/bios/Holtrop-MW 2021.docx
+++ b/src/content/bios/Holtrop-MW 2021.docx
@@ -1,6 +1,6 @@
 
 <file path=word/document.xml><?xml version="1.0" encoding="utf-8"?>
-<w:document xmlns:wpc="http://schemas.microsoft.com/office/word/2010/wordprocessingCanvas" xmlns:cx="http://schemas.microsoft.com/office/drawing/2014/chartex" xmlns:cx1="http://schemas.microsoft.com/office/drawing/2015/9/8/chartex" xmlns:cx2="http://schemas.microsoft.com/office/drawing/2015/10/21/chartex" xmlns:cx3="http://schemas.microsoft.com/office/drawing/2016/5/9/chartex" xmlns:cx4="http://schemas.microsoft.com/office/drawing/2016/5/10/chartex" xmlns:cx5="http://schemas.microsoft.com/office/drawing/2016/5/11/chartex" xmlns:cx6="http://schemas.microsoft.com/office/drawing/2016/5/12/chartex" xmlns:cx7="http://schemas.microsoft.com/office/drawing/2016/5/13/chartex" xmlns:cx8="http://schemas.microsoft.com/office/drawing/2016/5/14/chartex" xmlns:mc="http://schemas.openxmlformats.org/markup-compatibility/2006" xmlns:aink="http://schemas.microsoft.com/office/drawing/2016/ink" xmlns:am3d="http://schemas.microsoft.com/office/drawing/2017/model3d" xmlns:o="urn:schemas-microsoft-com:office:office" xmlns:oel="http://schemas.microsoft.com/office/2019/extlst" xmlns:r="http://schemas.openxmlformats.org/officeDocument/2006/relationships" xmlns:m="http://schemas.openxmlformats.org/officeDocument/2006/math" xmlns:v="urn:schemas-microsoft-com:vml" xmlns:wp14="http://schemas.microsoft.com/office/word/2010/wordprocessingDrawing" xmlns:wp="http://schemas.openxmlformats.org/drawingml/2006/wordprocessingDrawing" xmlns:w10="urn:schemas-microsoft-com:office:word" xmlns:w="http://schemas.openxmlformats.org/wordprocessingml/2006/main" xmlns:w14="http://schemas.microsoft.com/office/word/2010/wordml" xmlns:w15="http://schemas.microsoft.com/office/word/2012/wordml" xmlns:w16cex="http://schemas.microsoft.com/office/word/2018/wordml/cex" xmlns:w16cid="http://schemas.microsoft.com/office/word/2016/wordml/cid" xmlns:w16="http://schemas.microsoft.com/office/word/2018/wordml" xmlns:w16du="http://schemas.microsoft.com/office/word/2023/wordml/word16du" xmlns:w16sdtdh="http://schemas.microsoft.com/office/word/2020/wordml/sdtdatahash" xmlns:w16sdtfl="http://schemas.microsoft.com/office/word/2024/wordml/sdtformatlock" xmlns:w16se="http://schemas.microsoft.com/office/word/2015/wordml/symex" xmlns:wpg="http://schemas.microsoft.com/office/word/2010/wordprocessingGroup" xmlns:wpi="http://schemas.microsoft.com/office/word/2010/wordprocessingInk" xmlns:wne="http://schemas.microsoft.com/office/word/2006/wordml" xmlns:wps="http://schemas.microsoft.com/office/word/2010/wordprocessingShape" mc:Ignorable="w14 w15 w16se w16cid w16 w16cex w16sdtdh w16sdtfl w16du wp14">
+<w:document xmlns:wpc="http://schemas.microsoft.com/office/word/2010/wordprocessingCanvas" xmlns:cx="http://schemas.microsoft.com/office/drawing/2014/chartex" xmlns:cx1="http://schemas.microsoft.com/office/drawing/2015/9/8/chartex" xmlns:cx2="http://schemas.microsoft.com/office/drawing/2015/10/21/chartex" xmlns:cx3="http://schemas.microsoft.com/office/drawing/2016/5/9/chartex" xmlns:cx4="http://schemas.microsoft.com/office/drawing/2016/5/10/chartex" xmlns:cx5="http://schemas.microsoft.com/office/drawing/2016/5/11/chartex" xmlns:cx6="http://schemas.microsoft.com/office/drawing/2016/5/12/chartex" xmlns:cx7="http://schemas.microsoft.com/office/drawing/2016/5/13/chartex" xmlns:cx8="http://schemas.microsoft.com/office/drawing/2016/5/14/chartex" xmlns:mc="http://schemas.openxmlformats.org/markup-compatibility/2006" xmlns:m="http://schemas.openxmlformats.org/officeDocument/2006/math" xmlns:aink="http://schemas.microsoft.com/office/drawing/2016/ink" xmlns:am3d="http://schemas.microsoft.com/office/drawing/2017/model3d" xmlns:oel="http://schemas.microsoft.com/office/2019/extlst" xmlns:r="http://schemas.openxmlformats.org/officeDocument/2006/relationships" xmlns:wp14="http://schemas.microsoft.com/office/word/2010/wordprocessingDrawing" xmlns:wp="http://schemas.openxmlformats.org/drawingml/2006/wordprocessingDrawing" xmlns:wpg="http://schemas.microsoft.com/office/word/2010/wordprocessingGroup" xmlns:wpi="http://schemas.microsoft.com/office/word/2010/wordprocessingInk" xmlns:wps="http://schemas.microsoft.com/office/word/2010/wordprocessingShape" xmlns:o="urn:schemas-microsoft-com:office:office" xmlns:v="urn:schemas-microsoft-com:vml" xmlns:w10="urn:schemas-microsoft-com:office:word" xmlns:w="http://schemas.openxmlformats.org/wordprocessingml/2006/main" xmlns:w14="http://schemas.microsoft.com/office/word/2010/wordml" xmlns:w15="http://schemas.microsoft.com/office/word/2012/wordml" xmlns:w16cei="http://schemas.microsoft.com/office/word/2026/wordml/cei" xmlns:w16cex="http://schemas.microsoft.com/office/word/2018/wordml/cex" xmlns:w16cid="http://schemas.microsoft.com/office/word/2016/wordml/cid" xmlns:w16="http://schemas.microsoft.com/office/word/2018/wordml" xmlns:w16sdtdh="http://schemas.microsoft.com/office/word/2020/wordml/sdtdatahash" xmlns:w16sdtfl="http://schemas.microsoft.com/office/word/2024/wordml/sdtformatlock" xmlns:w16se="http://schemas.microsoft.com/office/word/2015/wordml/symex" xmlns:w16du="http://schemas.microsoft.com/office/word/2023/wordml/word16du" xmlns:wne="http://schemas.microsoft.com/office/word/2006/wordml" mc:Ignorable="w14 w15 w16se w16cid w16 w16cex w16sdtdh w16sdtfl w16du wp14">
   <w:body>
     <w:p>
       <w:pPr>
@@ -10,7 +10,114 @@
         </w:rPr>
       </w:pPr>
       <w:r>
-        <w:t xml:space="preserve">HOLTROP, Marius Wilhelm (known as Bob), Dutch central banker and ninth President and Chairman of the Board of Directors of the Bank for International Settlements (BIS) 1958-1967, was born 2 November 1902 in Amsterdam, The Netherlands and passed away 1 April 1988 in Haarlem, The Netherlands. He was the son of Jan August Holtrop, actor, and Elisabeth Philippina van Gelder, actress. On 30 August 1926 he married Josina Juchter, with whom he had one daughter and two sons. After his wife passed away on 4 August 1965, he married Catharina Francisca Maria Peltenburg on 4 October 1966.</w:t>
+        <w:rPr>
+          <w:b/>
+        </w:rPr>
+        <w:t>HOLTROP, Marius Wilhelm (</w:t>
+      </w:r>
+      <w:r>
+        <w:rPr>
+          <w:b/>
+        </w:rPr>
+        <w:t>known as</w:t>
+      </w:r>
+      <w:r>
+        <w:rPr>
+          <w:b/>
+        </w:rPr>
+        <w:t xml:space="preserve"> Bob), Dutch central banker and ninth President and Chairman of the Board </w:t>
+      </w:r>
+      <w:r>
+        <w:rPr>
+          <w:b/>
+        </w:rPr>
+        <w:t xml:space="preserve">of Directors </w:t>
+      </w:r>
+      <w:r>
+        <w:rPr>
+          <w:b/>
+        </w:rPr>
+        <w:t xml:space="preserve">of the Bank for International Settlements (BIS) 1958-1967, was born 2 November 1902 in Amsterdam, The Netherlands and passed away 1 April 1988 in Haarlem, The Netherlands. He was the son of </w:t>
+      </w:r>
+      <w:r>
+        <w:rPr>
+          <w:b/>
+        </w:rPr>
+        <w:t>Jan August Holtrop, actor, and Elisabeth Philippina van Gelder, act</w:t>
+      </w:r>
+      <w:r>
+        <w:rPr>
+          <w:b/>
+        </w:rPr>
+        <w:t>ress</w:t>
+      </w:r>
+      <w:r>
+        <w:rPr>
+          <w:b/>
+        </w:rPr>
+        <w:t xml:space="preserve">. On 30 August 1926 he married Josina Juchter, with whom he had one daughter and two sons. After </w:t>
+      </w:r>
+      <w:r>
+        <w:rPr>
+          <w:b/>
+        </w:rPr>
+        <w:t>his wife</w:t>
+      </w:r>
+      <w:r>
+        <w:rPr>
+          <w:b/>
+        </w:rPr>
+        <w:t xml:space="preserve"> pass</w:t>
+      </w:r>
+      <w:r>
+        <w:rPr>
+          <w:b/>
+        </w:rPr>
+        <w:t>ed</w:t>
+      </w:r>
+      <w:r>
+        <w:rPr>
+          <w:b/>
+        </w:rPr>
+        <w:t xml:space="preserve"> away on 4 August 1965</w:t>
+      </w:r>
+      <w:r>
+        <w:rPr>
+          <w:b/>
+        </w:rPr>
+        <w:t>,</w:t>
+      </w:r>
+      <w:r>
+        <w:rPr>
+          <w:b/>
+        </w:rPr>
+        <w:t xml:space="preserve"> he married Catharina Francisca Maria </w:t>
+      </w:r>
+      <w:proofErr w:type="spellStart"/>
+      <w:r>
+        <w:rPr>
+          <w:b/>
+        </w:rPr>
+        <w:t>Peltenburg</w:t>
+      </w:r>
+      <w:proofErr w:type="spellEnd"/>
+      <w:r>
+        <w:rPr>
+          <w:b/>
+        </w:rPr>
+        <w:t xml:space="preserve"> on 4 </w:t>
+      </w:r>
+      <w:r>
+        <w:rPr>
+          <w:b/>
+        </w:rPr>
+        <w:t>October</w:t>
+      </w:r>
+      <w:r>
+        <w:rPr>
+          <w:b/>
+        </w:rPr>
+        <w:t xml:space="preserve"> 1966.</w:t>
       </w:r>
     </w:p>
     <w:p>
@@ -120,18 +227,48 @@
       <w:r>
         <w:t xml:space="preserve">Source: </w:t>
       </w:r>
-      <w:hyperlink r:id="rId7" w:history="1">
-        <w:r>
-          <w:rPr>
-            <w:rStyle w:val="Hyperlink"/>
-            <w:u w:val="none"/>
-          </w:rPr>
-          <w:t>https://commons.wikimedia.org/wiki/Category:Marius_Holtrop</w:t>
-        </w:r>
-      </w:hyperlink>
-      <w:r>
-        <w:t xml:space="preserve"> </w:t>
-      </w:r>
+      <w:r>
+        <w:rPr>
+          <w:rFonts w:cs="Times New Roman"/>
+        </w:rPr>
+        <w:t xml:space="preserve">Holtrop, 26 April 1967, </w:t>
+      </w:r>
+      <w:proofErr w:type="spellStart"/>
+      <w:r>
+        <w:rPr>
+          <w:rFonts w:cs="Times New Roman"/>
+        </w:rPr>
+        <w:t>Nationaal</w:t>
+      </w:r>
+      <w:proofErr w:type="spellEnd"/>
+      <w:r>
+        <w:rPr>
+          <w:rFonts w:cs="Times New Roman"/>
+        </w:rPr>
+        <w:t xml:space="preserve"> </w:t>
+      </w:r>
+      <w:proofErr w:type="spellStart"/>
+      <w:r>
+        <w:rPr>
+          <w:rFonts w:cs="Times New Roman"/>
+        </w:rPr>
+        <w:t>Archief</w:t>
+      </w:r>
+      <w:proofErr w:type="spellEnd"/>
+      <w:r>
+        <w:rPr>
+          <w:rFonts w:cs="Times New Roman"/>
+        </w:rPr>
+        <w:t xml:space="preserve">, The Hague, photographer J. Evers / </w:t>
+      </w:r>
+      <w:proofErr w:type="spellStart"/>
+      <w:r>
+        <w:rPr>
+          <w:rFonts w:cs="Times New Roman"/>
+        </w:rPr>
+        <w:t>Anefo</w:t>
+      </w:r>
+      <w:proofErr w:type="spellEnd"/>
     </w:p>
     <w:p>
       <w:pPr>
@@ -142,13 +279,8 @@
       <w:pPr>
         <w:jc w:val="both"/>
       </w:pPr>
-      <w:proofErr w:type="spellStart"/>
-      <w:r>
-        <w:t>Holtrop</w:t>
-      </w:r>
-      <w:proofErr w:type="spellEnd"/>
-      <w:r>
-        <w:t xml:space="preserve">, the youngest of four children, grew up in an artistic environment. His parents were </w:t>
+      <w:r>
+        <w:t xml:space="preserve">Holtrop, the youngest of four children, grew up in an artistic environment. His parents were </w:t>
       </w:r>
       <w:r>
         <w:t xml:space="preserve">both </w:t>
@@ -186,544 +318,520 @@
         <w:t>ms</w:t>
       </w:r>
       <w:r>
+        <w:t xml:space="preserve">. Holtrop attended the </w:t>
+      </w:r>
+      <w:r>
+        <w:t>so-called P</w:t>
+      </w:r>
+      <w:r>
+        <w:t xml:space="preserve">ublic </w:t>
+      </w:r>
+      <w:r>
+        <w:t>T</w:t>
+      </w:r>
+      <w:r>
+        <w:t xml:space="preserve">rade </w:t>
+      </w:r>
+      <w:r>
+        <w:t>S</w:t>
+      </w:r>
+      <w:r>
+        <w:t>chool in Amsterdam, a</w:t>
+      </w:r>
+      <w:r>
+        <w:t>n</w:t>
+      </w:r>
+      <w:r>
+        <w:t xml:space="preserve"> </w:t>
+      </w:r>
+      <w:r>
+        <w:t xml:space="preserve">advanced </w:t>
+      </w:r>
+      <w:r>
+        <w:t xml:space="preserve">form of secondary education, and found a </w:t>
+      </w:r>
+      <w:r>
+        <w:t>job as bookkeeper</w:t>
+      </w:r>
+      <w:r>
+        <w:t xml:space="preserve"> </w:t>
+      </w:r>
+      <w:r>
+        <w:t xml:space="preserve">before </w:t>
+      </w:r>
+      <w:r>
+        <w:t xml:space="preserve">enrolling at </w:t>
+      </w:r>
+      <w:r>
+        <w:t>the U</w:t>
+      </w:r>
+      <w:r>
+        <w:t xml:space="preserve">niversity </w:t>
+      </w:r>
+      <w:r>
+        <w:t xml:space="preserve">of Amsterdam </w:t>
+      </w:r>
+      <w:r>
+        <w:t xml:space="preserve">in 1922. He </w:t>
+      </w:r>
+      <w:r>
+        <w:t>was one of the first students to enter</w:t>
+      </w:r>
+      <w:r>
+        <w:t xml:space="preserve"> </w:t>
+      </w:r>
+      <w:r>
+        <w:t xml:space="preserve">the new </w:t>
+      </w:r>
+      <w:r>
+        <w:t xml:space="preserve">academic </w:t>
+      </w:r>
+      <w:r>
+        <w:t xml:space="preserve">field of </w:t>
+      </w:r>
+      <w:r>
+        <w:t>economics but also qualified in accounting</w:t>
+      </w:r>
+      <w:r>
+        <w:t xml:space="preserve">, which would remain a lifelong </w:t>
+      </w:r>
+      <w:r>
+        <w:t>pass</w:t>
+      </w:r>
+      <w:r>
+        <w:t>ion</w:t>
+      </w:r>
+      <w:r>
         <w:t xml:space="preserve">. </w:t>
       </w:r>
-      <w:proofErr w:type="spellStart"/>
-      <w:r>
-        <w:t>Holtrop</w:t>
-      </w:r>
-      <w:proofErr w:type="spellEnd"/>
-      <w:r>
-        <w:t xml:space="preserve"> attended the </w:t>
-      </w:r>
-      <w:r>
-        <w:t>so-called P</w:t>
-      </w:r>
-      <w:r>
-        <w:t xml:space="preserve">ublic </w:t>
-      </w:r>
-      <w:r>
-        <w:t>T</w:t>
-      </w:r>
-      <w:r>
-        <w:t xml:space="preserve">rade </w:t>
+      <w:r>
+        <w:t xml:space="preserve">After his master’s degree (1925) he defended his dissertation on the velocity of </w:t>
+      </w:r>
+      <w:r>
+        <w:t>circulation of money (1928)</w:t>
+      </w:r>
+      <w:r>
+        <w:t xml:space="preserve">. His approach was theoretical </w:t>
+      </w:r>
+      <w:r>
+        <w:t xml:space="preserve">as he </w:t>
+      </w:r>
+      <w:r>
+        <w:t xml:space="preserve">examined </w:t>
+      </w:r>
+      <w:r>
+        <w:t xml:space="preserve">current debates and </w:t>
+      </w:r>
+      <w:r>
+        <w:t xml:space="preserve">applied insights from the field of business economics to the field of monetary theory. His work resulted in an article in </w:t>
+      </w:r>
+      <w:r>
+        <w:rPr>
+          <w:i/>
+        </w:rPr>
+        <w:t>The Economic Journal</w:t>
+      </w:r>
+      <w:r>
+        <w:t xml:space="preserve"> (1929)</w:t>
+      </w:r>
+      <w:r>
+        <w:t>, published by the British Royal Economic Society</w:t>
+      </w:r>
+      <w:r>
+        <w:t xml:space="preserve"> with John Maynard Keynes as </w:t>
+      </w:r>
+      <w:r>
+        <w:t xml:space="preserve">current </w:t>
+      </w:r>
+      <w:r>
+        <w:t>Editor</w:t>
+      </w:r>
+      <w:r>
+        <w:t>,</w:t>
+      </w:r>
+      <w:r>
+        <w:t xml:space="preserve"> </w:t>
+      </w:r>
+      <w:r>
+        <w:t xml:space="preserve">and a chapter in </w:t>
+      </w:r>
+      <w:r>
+        <w:t>the</w:t>
+      </w:r>
+      <w:r>
+        <w:t xml:space="preserve"> book on monetary theory </w:t>
+      </w:r>
+      <w:r>
+        <w:t>that</w:t>
+      </w:r>
+      <w:r>
+        <w:t xml:space="preserve"> Friedrich von Hayek </w:t>
+      </w:r>
+      <w:r>
+        <w:t>publish</w:t>
+      </w:r>
+      <w:r>
+        <w:t xml:space="preserve">ed in </w:t>
+      </w:r>
+      <w:r>
+        <w:t>1933.</w:t>
+      </w:r>
+      <w:r>
+        <w:t xml:space="preserve"> An application </w:t>
+      </w:r>
+      <w:r>
+        <w:t>to</w:t>
+      </w:r>
+      <w:r>
+        <w:t xml:space="preserve"> the</w:t>
+      </w:r>
+      <w:r>
+        <w:t xml:space="preserve"> Dutch</w:t>
+      </w:r>
+      <w:r>
+        <w:t xml:space="preserve"> central bank </w:t>
+      </w:r>
+      <w:r>
+        <w:t xml:space="preserve">failed </w:t>
+      </w:r>
+      <w:r>
+        <w:t>in 1928</w:t>
+      </w:r>
+      <w:r>
+        <w:t xml:space="preserve">, </w:t>
+      </w:r>
+      <w:r>
+        <w:t xml:space="preserve">due to distrust </w:t>
+      </w:r>
+      <w:r>
+        <w:t>related to</w:t>
+      </w:r>
+      <w:r>
+        <w:t xml:space="preserve"> </w:t>
+      </w:r>
+      <w:r>
+        <w:t>his parents’ profession</w:t>
+      </w:r>
+      <w:r>
+        <w:t>. H</w:t>
+      </w:r>
+      <w:r>
+        <w:t>oltrop</w:t>
+      </w:r>
+      <w:r>
+        <w:t xml:space="preserve"> found jobs</w:t>
+      </w:r>
+      <w:r>
+        <w:t>,</w:t>
+      </w:r>
+      <w:r>
+        <w:t xml:space="preserve"> </w:t>
+      </w:r>
+      <w:r>
+        <w:t xml:space="preserve">first </w:t>
+      </w:r>
+      <w:r>
+        <w:t xml:space="preserve">at the Dutch steel factory </w:t>
+      </w:r>
+      <w:proofErr w:type="spellStart"/>
+      <w:r>
+        <w:t>Hoogovens</w:t>
+      </w:r>
+      <w:proofErr w:type="spellEnd"/>
+      <w:r>
+        <w:t xml:space="preserve">, then at </w:t>
+      </w:r>
+      <w:proofErr w:type="spellStart"/>
+      <w:r>
+        <w:t>a fertili</w:t>
+      </w:r>
+      <w:proofErr w:type="spellEnd"/>
+      <w:r>
+        <w:t xml:space="preserve">zer plant. Between 1936 and 1939 he </w:t>
+      </w:r>
+      <w:r>
+        <w:t>work</w:t>
+      </w:r>
+      <w:r>
+        <w:t xml:space="preserve">ed in the United States (US) </w:t>
+      </w:r>
+      <w:r>
+        <w:t xml:space="preserve">as Vice President of </w:t>
       </w:r>
       <w:r>
         <w:t>S</w:t>
       </w:r>
       <w:r>
-        <w:t>chool in Amsterdam, a</w:t>
-      </w:r>
-      <w:r>
-        <w:t>n</w:t>
-      </w:r>
-      <w:r>
-        <w:t xml:space="preserve"> </w:t>
-      </w:r>
-      <w:r>
-        <w:t xml:space="preserve">advanced </w:t>
-      </w:r>
-      <w:r>
-        <w:t xml:space="preserve">form of secondary education, and found a </w:t>
-      </w:r>
-      <w:r>
-        <w:t>job as bookkeeper</w:t>
-      </w:r>
-      <w:r>
-        <w:t xml:space="preserve"> </w:t>
-      </w:r>
-      <w:r>
-        <w:t xml:space="preserve">before </w:t>
-      </w:r>
-      <w:r>
-        <w:t xml:space="preserve">enrolling at </w:t>
-      </w:r>
-      <w:r>
-        <w:t>the U</w:t>
-      </w:r>
-      <w:r>
-        <w:t xml:space="preserve">niversity </w:t>
-      </w:r>
-      <w:r>
-        <w:t xml:space="preserve">of Amsterdam </w:t>
-      </w:r>
-      <w:r>
-        <w:t xml:space="preserve">in 1922. He </w:t>
-      </w:r>
-      <w:r>
-        <w:t>was one of the first students to enter</w:t>
-      </w:r>
-      <w:r>
-        <w:t xml:space="preserve"> </w:t>
-      </w:r>
-      <w:r>
-        <w:t xml:space="preserve">the new </w:t>
-      </w:r>
-      <w:r>
-        <w:t xml:space="preserve">academic </w:t>
-      </w:r>
-      <w:r>
-        <w:t xml:space="preserve">field of </w:t>
-      </w:r>
-      <w:r>
-        <w:t>economics but also qualified in accounting</w:t>
-      </w:r>
-      <w:r>
-        <w:t xml:space="preserve">, which would remain a lifelong </w:t>
-      </w:r>
-      <w:r>
-        <w:t>pass</w:t>
-      </w:r>
-      <w:r>
-        <w:t>ion</w:t>
-      </w:r>
+        <w:t xml:space="preserve">hell Chemical </w:t>
+      </w:r>
+      <w:r>
+        <w:t xml:space="preserve">Company </w:t>
+      </w:r>
+      <w:r>
+        <w:t xml:space="preserve">in </w:t>
+      </w:r>
+      <w:proofErr w:type="gramStart"/>
+      <w:r>
+        <w:t>San Francisco</w:t>
+      </w:r>
+      <w:r>
+        <w:t>, but</w:t>
+      </w:r>
+      <w:proofErr w:type="gramEnd"/>
+      <w:r>
+        <w:t xml:space="preserve"> returned to The Netherlands to become Director of </w:t>
+      </w:r>
+      <w:proofErr w:type="spellStart"/>
+      <w:r>
+        <w:t>Hoo</w:t>
+      </w:r>
+      <w:r>
+        <w:t>g</w:t>
+      </w:r>
+      <w:r>
+        <w:t>ovens</w:t>
+      </w:r>
+      <w:proofErr w:type="spellEnd"/>
       <w:r>
         <w:t xml:space="preserve">. </w:t>
       </w:r>
       <w:r>
-        <w:t xml:space="preserve">After his master’s degree (1925) he defended his dissertation on the velocity of </w:t>
-      </w:r>
-      <w:r>
-        <w:t>circulation of money (1928)</w:t>
-      </w:r>
-      <w:r>
-        <w:t xml:space="preserve">. His approach was theoretical </w:t>
-      </w:r>
-      <w:r>
-        <w:t xml:space="preserve">as he </w:t>
-      </w:r>
-      <w:r>
-        <w:t xml:space="preserve">examined </w:t>
-      </w:r>
-      <w:r>
-        <w:t xml:space="preserve">current debates and </w:t>
-      </w:r>
-      <w:r>
-        <w:t xml:space="preserve">applied insights from the field of business economics to the field of monetary theory. His work resulted in an article in </w:t>
-      </w:r>
-      <w:r>
-        <w:rPr>
-          <w:i/>
-        </w:rPr>
-        <w:t>The Economic Journal</w:t>
-      </w:r>
-      <w:r>
-        <w:t xml:space="preserve"> (1929)</w:t>
-      </w:r>
-      <w:r>
-        <w:t>, published by the British Royal Economic Society</w:t>
-      </w:r>
-      <w:r>
-        <w:t xml:space="preserve"> with John Maynard Keynes as </w:t>
-      </w:r>
-      <w:r>
-        <w:t xml:space="preserve">current </w:t>
-      </w:r>
-      <w:r>
-        <w:t>Editor</w:t>
+        <w:t>At the start of</w:t>
+      </w:r>
+      <w:r>
+        <w:t xml:space="preserve"> the </w:t>
+      </w:r>
+      <w:r>
+        <w:t xml:space="preserve">country’s </w:t>
+      </w:r>
+      <w:r>
+        <w:t xml:space="preserve">occupation </w:t>
+      </w:r>
+      <w:r>
+        <w:t xml:space="preserve">by Nazi Germany </w:t>
+      </w:r>
+      <w:r>
+        <w:t xml:space="preserve">(1940-1945) he succeeded in establishing an administration office which kept German </w:t>
+      </w:r>
+      <w:proofErr w:type="spellStart"/>
+      <w:r>
+        <w:t>Hoogovens</w:t>
+      </w:r>
+      <w:proofErr w:type="spellEnd"/>
+      <w:r>
+        <w:t xml:space="preserve"> </w:t>
+      </w:r>
+      <w:r>
+        <w:t xml:space="preserve">stockholders in a minority position. </w:t>
+      </w:r>
+      <w:r>
+        <w:t xml:space="preserve">He also </w:t>
+      </w:r>
+      <w:r>
+        <w:t xml:space="preserve">managed to obtain travel documents to the US for the Jewish Van Leer family, </w:t>
+      </w:r>
+      <w:r>
+        <w:t>after</w:t>
+      </w:r>
+      <w:r>
+        <w:t xml:space="preserve"> </w:t>
+      </w:r>
+      <w:r>
+        <w:t xml:space="preserve">the Germans had forced them to </w:t>
+      </w:r>
+      <w:r>
+        <w:t>sell</w:t>
+      </w:r>
+      <w:r>
+        <w:t xml:space="preserve"> their </w:t>
+      </w:r>
+      <w:r>
+        <w:t>plate mill</w:t>
+      </w:r>
+      <w:r>
+        <w:t xml:space="preserve"> to </w:t>
+      </w:r>
+      <w:proofErr w:type="spellStart"/>
+      <w:r>
+        <w:t>Hoogovens</w:t>
+      </w:r>
+      <w:proofErr w:type="spellEnd"/>
+      <w:r>
+        <w:t xml:space="preserve">. </w:t>
+      </w:r>
+      <w:proofErr w:type="spellStart"/>
+      <w:r>
+        <w:t>Hoogovens</w:t>
+      </w:r>
+      <w:proofErr w:type="spellEnd"/>
+      <w:r>
+        <w:t xml:space="preserve"> was able to continue its course until 1944</w:t>
       </w:r>
       <w:r>
         <w:t>,</w:t>
       </w:r>
       <w:r>
-        <w:t xml:space="preserve"> </w:t>
-      </w:r>
-      <w:r>
-        <w:t xml:space="preserve">and a chapter in </w:t>
-      </w:r>
-      <w:r>
-        <w:t>the</w:t>
-      </w:r>
-      <w:r>
-        <w:t xml:space="preserve"> book on monetary theory </w:t>
-      </w:r>
-      <w:r>
-        <w:t>that</w:t>
-      </w:r>
-      <w:r>
-        <w:t xml:space="preserve"> Friedrich von Hayek </w:t>
-      </w:r>
-      <w:r>
-        <w:t>publish</w:t>
-      </w:r>
-      <w:r>
-        <w:t xml:space="preserve">ed in </w:t>
-      </w:r>
-      <w:r>
-        <w:t>1933.</w:t>
-      </w:r>
-      <w:r>
-        <w:t xml:space="preserve"> An application </w:t>
-      </w:r>
-      <w:r>
-        <w:t>to</w:t>
-      </w:r>
-      <w:r>
-        <w:t xml:space="preserve"> the</w:t>
-      </w:r>
-      <w:r>
-        <w:t xml:space="preserve"> Dutch</w:t>
-      </w:r>
-      <w:r>
-        <w:t xml:space="preserve"> central bank </w:t>
-      </w:r>
-      <w:r>
-        <w:t xml:space="preserve">failed </w:t>
-      </w:r>
-      <w:r>
-        <w:t>in 1928</w:t>
+        <w:t xml:space="preserve"> when </w:t>
+      </w:r>
+      <w:r>
+        <w:t>the German</w:t>
+      </w:r>
+      <w:r>
+        <w:t>s</w:t>
+      </w:r>
+      <w:r>
+        <w:t xml:space="preserve"> </w:t>
+      </w:r>
+      <w:r>
+        <w:t xml:space="preserve">forced </w:t>
+      </w:r>
+      <w:r>
+        <w:t xml:space="preserve">it </w:t>
+      </w:r>
+      <w:r>
+        <w:t xml:space="preserve">to </w:t>
+      </w:r>
+      <w:r>
+        <w:t xml:space="preserve">directly </w:t>
+      </w:r>
+      <w:r>
+        <w:t xml:space="preserve">support </w:t>
+      </w:r>
+      <w:r>
+        <w:t xml:space="preserve">the </w:t>
+      </w:r>
+      <w:r>
+        <w:t>German war industry</w:t>
+      </w:r>
+      <w:r>
+        <w:t>.</w:t>
+      </w:r>
+      <w:r>
+        <w:t xml:space="preserve"> Holtrop and his co-director </w:t>
+      </w:r>
+      <w:r>
+        <w:t xml:space="preserve">stopped </w:t>
+      </w:r>
+      <w:r>
+        <w:t xml:space="preserve">working </w:t>
+      </w:r>
+      <w:r>
+        <w:t>and</w:t>
+      </w:r>
+      <w:r>
+        <w:t xml:space="preserve"> </w:t>
+      </w:r>
+      <w:r>
+        <w:t>went</w:t>
+      </w:r>
+      <w:r>
+        <w:t xml:space="preserve"> into hiding</w:t>
+      </w:r>
+      <w:r>
+        <w:t xml:space="preserve">. In addition to his industrial activities Holtrop </w:t>
+      </w:r>
+      <w:r>
+        <w:t xml:space="preserve">was </w:t>
+      </w:r>
+      <w:r>
+        <w:t xml:space="preserve">an active participant in </w:t>
+      </w:r>
+      <w:r>
+        <w:t xml:space="preserve">debates on monetary issues in </w:t>
+      </w:r>
+      <w:r>
+        <w:t>several</w:t>
+      </w:r>
+      <w:r>
+        <w:t xml:space="preserve"> </w:t>
+      </w:r>
+      <w:r>
+        <w:t xml:space="preserve">associations of economists, combining his business experience </w:t>
+      </w:r>
+      <w:r>
+        <w:t>with his</w:t>
+      </w:r>
+      <w:r>
+        <w:t xml:space="preserve"> monetary </w:t>
+      </w:r>
+      <w:r>
+        <w:t>reflections</w:t>
+      </w:r>
+      <w:r>
+        <w:t>.</w:t>
+      </w:r>
+      <w:r>
+        <w:t xml:space="preserve"> As a response to the </w:t>
+      </w:r>
+      <w:r>
+        <w:t>depression</w:t>
+      </w:r>
+      <w:r>
+        <w:t xml:space="preserve"> </w:t>
+      </w:r>
+      <w:r>
+        <w:t xml:space="preserve">of the 1930s </w:t>
+      </w:r>
+      <w:r>
+        <w:t xml:space="preserve">he </w:t>
+      </w:r>
+      <w:r>
+        <w:t>favoured</w:t>
+      </w:r>
+      <w:r>
+        <w:t xml:space="preserve"> a devaluation of the Dutch currency</w:t>
+      </w:r>
+      <w:r>
+        <w:t xml:space="preserve"> in 1934</w:t>
+      </w:r>
+      <w:r>
+        <w:t xml:space="preserve">, thus contradicting the government and </w:t>
+      </w:r>
+      <w:r>
+        <w:t xml:space="preserve">the </w:t>
+      </w:r>
+      <w:r>
+        <w:t>c</w:t>
+      </w:r>
+      <w:r>
+        <w:t xml:space="preserve">entral </w:t>
+      </w:r>
+      <w:r>
+        <w:t>b</w:t>
+      </w:r>
+      <w:r>
+        <w:t xml:space="preserve">ank which </w:t>
+      </w:r>
+      <w:r>
+        <w:t>held</w:t>
+      </w:r>
+      <w:r>
+        <w:t xml:space="preserve"> to the </w:t>
+      </w:r>
+      <w:r>
+        <w:t>g</w:t>
+      </w:r>
+      <w:r>
+        <w:t xml:space="preserve">old </w:t>
+      </w:r>
+      <w:r>
+        <w:t>s</w:t>
+      </w:r>
+      <w:r>
+        <w:t>tandard</w:t>
+      </w:r>
+      <w:r>
+        <w:t xml:space="preserve">. </w:t>
+      </w:r>
+      <w:r>
+        <w:t>He engaged with monetary economists</w:t>
       </w:r>
       <w:r>
         <w:t xml:space="preserve">, </w:t>
       </w:r>
       <w:r>
-        <w:t xml:space="preserve">due to distrust </w:t>
-      </w:r>
-      <w:r>
-        <w:t>related to</w:t>
-      </w:r>
-      <w:r>
-        <w:t xml:space="preserve"> </w:t>
-      </w:r>
-      <w:r>
-        <w:t>his parents’ profession</w:t>
-      </w:r>
-      <w:r>
-        <w:t xml:space="preserve">. </w:t>
-      </w:r>
-      <w:proofErr w:type="spellStart"/>
-      <w:r>
-        <w:t>H</w:t>
-      </w:r>
-      <w:r>
-        <w:t>oltrop</w:t>
-      </w:r>
-      <w:proofErr w:type="spellEnd"/>
-      <w:r>
-        <w:t xml:space="preserve"> found jobs</w:t>
-      </w:r>
-      <w:r>
-        <w:t>,</w:t>
-      </w:r>
-      <w:r>
-        <w:t xml:space="preserve"> </w:t>
-      </w:r>
-      <w:r>
-        <w:t xml:space="preserve">first </w:t>
-      </w:r>
-      <w:r>
-        <w:t xml:space="preserve">at the Dutch steel factory </w:t>
-      </w:r>
-      <w:proofErr w:type="spellStart"/>
-      <w:r>
-        <w:t>Hoogovens</w:t>
-      </w:r>
-      <w:proofErr w:type="spellEnd"/>
-      <w:r>
-        <w:t xml:space="preserve">, then at </w:t>
-      </w:r>
-      <w:r>
-        <w:t xml:space="preserve">a fertilizer plant. Between 1936 and 1939 he </w:t>
-      </w:r>
-      <w:r>
-        <w:t>work</w:t>
-      </w:r>
-      <w:r>
-        <w:t xml:space="preserve">ed in the United States (US) </w:t>
-      </w:r>
-      <w:r>
-        <w:t xml:space="preserve">as Vice President of </w:t>
-      </w:r>
-      <w:r>
-        <w:t>S</w:t>
-      </w:r>
-      <w:r>
-        <w:t xml:space="preserve">hell Chemical </w:t>
-      </w:r>
-      <w:r>
-        <w:t xml:space="preserve">Company </w:t>
-      </w:r>
-      <w:r>
-        <w:t xml:space="preserve">in </w:t>
-      </w:r>
-      <w:proofErr w:type="gramStart"/>
-      <w:r>
-        <w:t>San Francisco</w:t>
-      </w:r>
-      <w:r>
-        <w:t>, but</w:t>
-      </w:r>
-      <w:proofErr w:type="gramEnd"/>
-      <w:r>
-        <w:t xml:space="preserve"> returned to The Netherlands to become Director of </w:t>
-      </w:r>
-      <w:proofErr w:type="spellStart"/>
-      <w:r>
-        <w:t>Hoo</w:t>
-      </w:r>
-      <w:r>
-        <w:t>g</w:t>
-      </w:r>
-      <w:r>
-        <w:t>ovens</w:t>
-      </w:r>
-      <w:proofErr w:type="spellEnd"/>
-      <w:r>
-        <w:t xml:space="preserve">. </w:t>
-      </w:r>
-      <w:r>
-        <w:t>At the start of</w:t>
-      </w:r>
-      <w:r>
-        <w:t xml:space="preserve"> the </w:t>
-      </w:r>
-      <w:r>
-        <w:t xml:space="preserve">country’s </w:t>
-      </w:r>
-      <w:r>
-        <w:t xml:space="preserve">occupation </w:t>
-      </w:r>
-      <w:r>
-        <w:t xml:space="preserve">by Nazi Germany </w:t>
-      </w:r>
-      <w:r>
-        <w:t xml:space="preserve">(1940-1945) he succeeded in establishing an administration office which kept German </w:t>
-      </w:r>
-      <w:proofErr w:type="spellStart"/>
-      <w:r>
-        <w:t>Hoogovens</w:t>
-      </w:r>
-      <w:proofErr w:type="spellEnd"/>
-      <w:r>
-        <w:t xml:space="preserve"> </w:t>
-      </w:r>
-      <w:r>
-        <w:t xml:space="preserve">stockholders in a minority position. </w:t>
-      </w:r>
-      <w:r>
-        <w:t xml:space="preserve">He also </w:t>
-      </w:r>
-      <w:r>
-        <w:t xml:space="preserve">managed to obtain travel documents to the US for the Jewish Van Leer family, </w:t>
-      </w:r>
-      <w:r>
-        <w:t>after</w:t>
-      </w:r>
-      <w:r>
-        <w:t xml:space="preserve"> </w:t>
-      </w:r>
-      <w:r>
-        <w:t xml:space="preserve">the Germans had forced them to </w:t>
-      </w:r>
-      <w:r>
-        <w:t>sell</w:t>
-      </w:r>
-      <w:r>
-        <w:t xml:space="preserve"> their </w:t>
-      </w:r>
-      <w:r>
-        <w:t>plate mill</w:t>
-      </w:r>
-      <w:r>
-        <w:t xml:space="preserve"> to </w:t>
-      </w:r>
-      <w:proofErr w:type="spellStart"/>
-      <w:r>
-        <w:t>Hoogovens</w:t>
-      </w:r>
-      <w:proofErr w:type="spellEnd"/>
-      <w:r>
-        <w:t xml:space="preserve">. </w:t>
-      </w:r>
-      <w:proofErr w:type="spellStart"/>
-      <w:r>
-        <w:t>Hoogovens</w:t>
-      </w:r>
-      <w:proofErr w:type="spellEnd"/>
-      <w:r>
-        <w:t xml:space="preserve"> was able to continue its course until 1944</w:t>
-      </w:r>
-      <w:r>
-        <w:t>,</w:t>
-      </w:r>
-      <w:r>
-        <w:t xml:space="preserve"> when </w:t>
-      </w:r>
-      <w:r>
-        <w:t>the German</w:t>
-      </w:r>
-      <w:r>
-        <w:t>s</w:t>
-      </w:r>
-      <w:r>
-        <w:t xml:space="preserve"> </w:t>
-      </w:r>
-      <w:r>
-        <w:t xml:space="preserve">forced </w:t>
-      </w:r>
-      <w:r>
-        <w:t xml:space="preserve">it </w:t>
-      </w:r>
-      <w:r>
-        <w:t xml:space="preserve">to </w:t>
-      </w:r>
-      <w:r>
-        <w:t xml:space="preserve">directly </w:t>
-      </w:r>
-      <w:r>
-        <w:t xml:space="preserve">support </w:t>
-      </w:r>
-      <w:r>
-        <w:t xml:space="preserve">the </w:t>
-      </w:r>
-      <w:r>
-        <w:t>German war industry</w:t>
-      </w:r>
-      <w:r>
-        <w:t>.</w:t>
-      </w:r>
-      <w:r>
-        <w:t xml:space="preserve"> </w:t>
-      </w:r>
-      <w:proofErr w:type="spellStart"/>
-      <w:r>
-        <w:t>Holtrop</w:t>
-      </w:r>
-      <w:proofErr w:type="spellEnd"/>
-      <w:r>
-        <w:t xml:space="preserve"> and his co-director </w:t>
-      </w:r>
-      <w:r>
-        <w:t xml:space="preserve">stopped </w:t>
-      </w:r>
-      <w:r>
-        <w:t xml:space="preserve">working </w:t>
-      </w:r>
-      <w:r>
-        <w:t>and</w:t>
-      </w:r>
-      <w:r>
-        <w:t xml:space="preserve"> </w:t>
-      </w:r>
-      <w:r>
-        <w:t>went</w:t>
-      </w:r>
-      <w:r>
-        <w:t xml:space="preserve"> into hiding</w:t>
-      </w:r>
-      <w:r>
-        <w:t xml:space="preserve">. In addition to his industrial activities </w:t>
-      </w:r>
-      <w:proofErr w:type="spellStart"/>
-      <w:r>
-        <w:t>Holtrop</w:t>
-      </w:r>
-      <w:proofErr w:type="spellEnd"/>
-      <w:r>
-        <w:t xml:space="preserve"> </w:t>
-      </w:r>
-      <w:r>
-        <w:t xml:space="preserve">was </w:t>
-      </w:r>
-      <w:r>
-        <w:t xml:space="preserve">an active participant in </w:t>
-      </w:r>
-      <w:r>
-        <w:t xml:space="preserve">debates on monetary issues in </w:t>
-      </w:r>
-      <w:r>
-        <w:t>several</w:t>
-      </w:r>
-      <w:r>
-        <w:t xml:space="preserve"> </w:t>
-      </w:r>
-      <w:r>
-        <w:t xml:space="preserve">associations of economists, combining his business experience </w:t>
-      </w:r>
-      <w:r>
-        <w:t>with his</w:t>
-      </w:r>
-      <w:r>
-        <w:t xml:space="preserve"> monetary </w:t>
-      </w:r>
-      <w:r>
-        <w:t>reflections</w:t>
-      </w:r>
-      <w:r>
-        <w:t>.</w:t>
-      </w:r>
-      <w:r>
-        <w:t xml:space="preserve"> As a response to the </w:t>
-      </w:r>
-      <w:r>
-        <w:t>depression</w:t>
-      </w:r>
-      <w:r>
-        <w:t xml:space="preserve"> </w:t>
-      </w:r>
-      <w:r>
-        <w:t xml:space="preserve">of the 1930s </w:t>
-      </w:r>
-      <w:r>
-        <w:t xml:space="preserve">he </w:t>
-      </w:r>
-      <w:r>
-        <w:t>favoured</w:t>
-      </w:r>
-      <w:r>
-        <w:t xml:space="preserve"> a devaluation of the Dutch currency</w:t>
-      </w:r>
-      <w:r>
-        <w:t xml:space="preserve"> in 1934</w:t>
-      </w:r>
-      <w:r>
-        <w:t xml:space="preserve">, thus contradicting the government </w:t>
-      </w:r>
-      <w:r>
         <w:lastRenderedPageBreak/>
-        <w:t xml:space="preserve">and </w:t>
-      </w:r>
-      <w:r>
-        <w:t xml:space="preserve">the </w:t>
-      </w:r>
-      <w:r>
-        <w:t>c</w:t>
-      </w:r>
-      <w:r>
-        <w:t xml:space="preserve">entral </w:t>
-      </w:r>
-      <w:r>
-        <w:t>b</w:t>
-      </w:r>
-      <w:r>
-        <w:t xml:space="preserve">ank which </w:t>
-      </w:r>
-      <w:r>
-        <w:t>held</w:t>
-      </w:r>
-      <w:r>
-        <w:t xml:space="preserve"> to the </w:t>
-      </w:r>
-      <w:r>
-        <w:t>g</w:t>
-      </w:r>
-      <w:r>
-        <w:t xml:space="preserve">old </w:t>
-      </w:r>
-      <w:r>
-        <w:t>s</w:t>
-      </w:r>
-      <w:r>
-        <w:t>tandard</w:t>
-      </w:r>
-      <w:r>
-        <w:t xml:space="preserve">. </w:t>
-      </w:r>
-      <w:r>
-        <w:t>He engaged with monetary economists</w:t>
-      </w:r>
-      <w:r>
-        <w:t>, such as Johan Koopmans,</w:t>
+        <w:t>such as Johan Koopmans,</w:t>
       </w:r>
       <w:r>
         <w:t xml:space="preserve"> who advocated the idea of </w:t>
@@ -790,11 +898,9 @@
       <w:r>
         <w:t xml:space="preserve">In 1942 </w:t>
       </w:r>
-      <w:proofErr w:type="spellStart"/>
       <w:r>
         <w:t>Holtrop</w:t>
       </w:r>
-      <w:proofErr w:type="spellEnd"/>
       <w:r>
         <w:t xml:space="preserve"> start</w:t>
       </w:r>
@@ -888,11 +994,9 @@
       <w:r>
         <w:t xml:space="preserve"> gave </w:t>
       </w:r>
-      <w:proofErr w:type="spellStart"/>
       <w:r>
         <w:t>Holtrop</w:t>
       </w:r>
-      <w:proofErr w:type="spellEnd"/>
       <w:r>
         <w:t xml:space="preserve"> </w:t>
       </w:r>
@@ -951,15 +1055,7 @@
         <w:t xml:space="preserve">for the unblocking of accounts </w:t>
       </w:r>
       <w:r>
-        <w:t xml:space="preserve">prepared by </w:t>
-      </w:r>
-      <w:proofErr w:type="spellStart"/>
-      <w:r>
-        <w:t>Holtrop’s</w:t>
-      </w:r>
-      <w:proofErr w:type="spellEnd"/>
-      <w:r>
-        <w:t xml:space="preserve"> commission </w:t>
+        <w:t xml:space="preserve">prepared by Holtrop’s commission </w:t>
       </w:r>
       <w:r>
         <w:t>w</w:t>
@@ -1049,29 +1145,13 @@
         <w:t xml:space="preserve">of Finance </w:t>
       </w:r>
       <w:r>
-        <w:t xml:space="preserve">Pieter </w:t>
-      </w:r>
-      <w:proofErr w:type="spellStart"/>
-      <w:r>
-        <w:t>Lieftinck</w:t>
-      </w:r>
-      <w:proofErr w:type="spellEnd"/>
-      <w:r>
-        <w:t xml:space="preserve"> </w:t>
+        <w:t xml:space="preserve">Pieter Lieftinck </w:t>
       </w:r>
       <w:r>
         <w:t>chose</w:t>
       </w:r>
       <w:r>
-        <w:t xml:space="preserve"> the </w:t>
-      </w:r>
-      <w:proofErr w:type="spellStart"/>
-      <w:r>
-        <w:t>Holtrop</w:t>
-      </w:r>
-      <w:proofErr w:type="spellEnd"/>
-      <w:r>
-        <w:t xml:space="preserve"> option, as he believed </w:t>
+        <w:t xml:space="preserve"> the Holtrop option, as he believed </w:t>
       </w:r>
       <w:r>
         <w:t xml:space="preserve">that </w:t>
@@ -1206,26 +1286,10 @@
         <w:t xml:space="preserve"> </w:t>
       </w:r>
       <w:r>
-        <w:t xml:space="preserve">appointed </w:t>
-      </w:r>
-      <w:proofErr w:type="spellStart"/>
-      <w:r>
-        <w:t>Holtrop</w:t>
-      </w:r>
-      <w:proofErr w:type="spellEnd"/>
-      <w:r>
-        <w:t xml:space="preserve"> </w:t>
-      </w:r>
-      <w:r>
-        <w:t xml:space="preserve">as President of De </w:t>
-      </w:r>
-      <w:proofErr w:type="spellStart"/>
-      <w:r>
-        <w:t>Nederlandsche</w:t>
-      </w:r>
-      <w:proofErr w:type="spellEnd"/>
-      <w:r>
-        <w:t xml:space="preserve"> Bank, the Dutch central bank </w:t>
+        <w:t xml:space="preserve">appointed Holtrop </w:t>
+      </w:r>
+      <w:r>
+        <w:t xml:space="preserve">as President of De Nederlandsche Bank, the Dutch central bank </w:t>
       </w:r>
       <w:r>
         <w:t>(</w:t>
@@ -1255,274 +1319,243 @@
         <w:t xml:space="preserve">a banker, </w:t>
       </w:r>
       <w:r>
-        <w:t xml:space="preserve">and appreciated </w:t>
-      </w:r>
-      <w:proofErr w:type="spellStart"/>
+        <w:t xml:space="preserve">and appreciated Holtrop’s combination of business and monetary experience. With </w:t>
+      </w:r>
+      <w:proofErr w:type="spellStart"/>
+      <w:r>
+        <w:t>Lieftinck</w:t>
+      </w:r>
+      <w:proofErr w:type="spellEnd"/>
+      <w:r>
+        <w:t xml:space="preserve"> focus</w:t>
+      </w:r>
+      <w:r>
+        <w:t>ed</w:t>
+      </w:r>
+      <w:r>
+        <w:t xml:space="preserve"> on economic recovery, Holtrop </w:t>
+      </w:r>
+      <w:r>
+        <w:t xml:space="preserve">guarded the </w:t>
+      </w:r>
+      <w:r>
+        <w:t xml:space="preserve">money supply. He </w:t>
+      </w:r>
+      <w:r>
+        <w:t xml:space="preserve">regularly </w:t>
+      </w:r>
+      <w:r>
+        <w:t xml:space="preserve">accused </w:t>
+      </w:r>
+      <w:proofErr w:type="spellStart"/>
+      <w:r>
+        <w:t>Lieftinck</w:t>
+      </w:r>
+      <w:proofErr w:type="spellEnd"/>
+      <w:r>
+        <w:t xml:space="preserve"> of inflationary financing</w:t>
+      </w:r>
+      <w:r>
+        <w:t>,</w:t>
+      </w:r>
+      <w:r>
+        <w:t xml:space="preserve"> </w:t>
+      </w:r>
+      <w:r>
+        <w:t xml:space="preserve">but </w:t>
+      </w:r>
+      <w:proofErr w:type="spellStart"/>
+      <w:r>
+        <w:t>Lieftinck</w:t>
+      </w:r>
+      <w:proofErr w:type="spellEnd"/>
+      <w:r>
+        <w:t xml:space="preserve"> </w:t>
+      </w:r>
+      <w:r>
+        <w:t>claimed</w:t>
+      </w:r>
+      <w:r>
+        <w:t xml:space="preserve"> that </w:t>
+      </w:r>
+      <w:r>
+        <w:t>this was necessary</w:t>
+      </w:r>
+      <w:r>
+        <w:t xml:space="preserve"> so</w:t>
+      </w:r>
+      <w:r>
+        <w:t xml:space="preserve"> </w:t>
+      </w:r>
+      <w:r>
+        <w:t xml:space="preserve">that </w:t>
+      </w:r>
+      <w:r>
+        <w:t xml:space="preserve">recovery </w:t>
+      </w:r>
+      <w:r>
+        <w:t>w</w:t>
+      </w:r>
+      <w:r>
+        <w:t xml:space="preserve">ould not take too long. </w:t>
+      </w:r>
+      <w:r>
+        <w:t xml:space="preserve">In carrying out his duties, </w:t>
+      </w:r>
+      <w:r>
+        <w:t xml:space="preserve">Holtrop modernized the central bank, which was nationalized in 1948, and established a research department with monetary economists. </w:t>
+      </w:r>
+      <w:r>
+        <w:t xml:space="preserve">The bank was hierarchically organized, with Holtrop deciding on monetary policy and crafting the theoretical arguments in support. He </w:t>
+      </w:r>
+      <w:r>
+        <w:t xml:space="preserve">‘looked for clues in the statistical and other materials to probe into the causal chain of monetary events over the past year’ (Den Butter and Maas 2011: 4) and </w:t>
+      </w:r>
+      <w:r>
+        <w:t xml:space="preserve">used the other </w:t>
+      </w:r>
+      <w:r>
+        <w:t>economists</w:t>
+      </w:r>
+      <w:r>
+        <w:t xml:space="preserve"> as sparring partners in designing and extending the analysis and policy framework. </w:t>
+      </w:r>
+      <w:r>
+        <w:t>His quantitative monetary analysis framework, based on the idea of neutral money</w:t>
+      </w:r>
+      <w:r>
+        <w:t xml:space="preserve"> and aimed at recognizing </w:t>
+      </w:r>
+      <w:r>
+        <w:t>(</w:t>
+      </w:r>
+      <w:r>
+        <w:t>external</w:t>
+      </w:r>
+      <w:r>
+        <w:t>)</w:t>
+      </w:r>
+      <w:r>
+        <w:t xml:space="preserve"> </w:t>
+      </w:r>
+      <w:r>
+        <w:t>disturbances</w:t>
+      </w:r>
+      <w:r>
+        <w:t xml:space="preserve">, </w:t>
+      </w:r>
+      <w:r>
+        <w:t>resul</w:t>
+      </w:r>
+      <w:r>
+        <w:t>ted</w:t>
+      </w:r>
+      <w:r>
+        <w:t xml:space="preserve"> in the </w:t>
+      </w:r>
+      <w:r>
+        <w:t>custom</w:t>
+      </w:r>
+      <w:r>
+        <w:t xml:space="preserve"> </w:t>
+      </w:r>
+      <w:r>
+        <w:t>(since 195</w:t>
+      </w:r>
+      <w:r>
+        <w:t>4</w:t>
+      </w:r>
+      <w:r>
+        <w:t xml:space="preserve">) </w:t>
+      </w:r>
+      <w:r>
+        <w:t xml:space="preserve">of the </w:t>
+      </w:r>
+      <w:r>
+        <w:t>c</w:t>
+      </w:r>
+      <w:r>
+        <w:t xml:space="preserve">entral </w:t>
+      </w:r>
+      <w:r>
+        <w:t>b</w:t>
+      </w:r>
+      <w:r>
+        <w:t xml:space="preserve">ank’s annual report </w:t>
+      </w:r>
+      <w:r>
+        <w:t xml:space="preserve">being </w:t>
+      </w:r>
+      <w:r>
+        <w:t>debated</w:t>
+      </w:r>
+      <w:r>
+        <w:t xml:space="preserve"> in the economist magazine </w:t>
+      </w:r>
+      <w:proofErr w:type="spellStart"/>
+      <w:r>
+        <w:rPr>
+          <w:i/>
+        </w:rPr>
+        <w:t>Economisch-Statistische</w:t>
+      </w:r>
+      <w:proofErr w:type="spellEnd"/>
+      <w:r>
+        <w:rPr>
+          <w:i/>
+        </w:rPr>
+        <w:t xml:space="preserve"> </w:t>
+      </w:r>
+      <w:proofErr w:type="spellStart"/>
+      <w:r>
+        <w:rPr>
+          <w:i/>
+        </w:rPr>
+        <w:t>Berichten</w:t>
+      </w:r>
+      <w:proofErr w:type="spellEnd"/>
+      <w:r>
+        <w:t xml:space="preserve">, </w:t>
+      </w:r>
+      <w:r>
+        <w:t>in his time</w:t>
+      </w:r>
+      <w:r>
+        <w:t xml:space="preserve"> by</w:t>
+      </w:r>
+      <w:r>
+        <w:t xml:space="preserve"> </w:t>
+      </w:r>
+      <w:r>
+        <w:t>Keynes</w:t>
+      </w:r>
+      <w:r>
+        <w:t>-inspired</w:t>
+      </w:r>
+      <w:r>
+        <w:t xml:space="preserve"> economists</w:t>
+      </w:r>
+      <w:r>
+        <w:t xml:space="preserve"> such as </w:t>
+      </w:r>
+      <w:r>
+        <w:t>Jan Tinbergen</w:t>
+      </w:r>
+      <w:r>
+        <w:t>, head of the Central Planning Bureau,</w:t>
+      </w:r>
+      <w:r>
+        <w:t xml:space="preserve"> and Johan Witteveen</w:t>
+      </w:r>
+      <w:r>
+        <w:t>, member of the Social and Economic Council</w:t>
+      </w:r>
+      <w:r>
+        <w:t xml:space="preserve">. </w:t>
+      </w:r>
       <w:r>
         <w:t>Holtrop’s</w:t>
       </w:r>
-      <w:proofErr w:type="spellEnd"/>
-      <w:r>
-        <w:t xml:space="preserve"> combination of business and monetary experience. With </w:t>
-      </w:r>
-      <w:proofErr w:type="spellStart"/>
-      <w:r>
-        <w:t>Lieftinck</w:t>
-      </w:r>
-      <w:proofErr w:type="spellEnd"/>
-      <w:r>
-        <w:t xml:space="preserve"> focus</w:t>
-      </w:r>
-      <w:r>
-        <w:t>ed</w:t>
-      </w:r>
-      <w:r>
-        <w:t xml:space="preserve"> on economic recovery, </w:t>
-      </w:r>
-      <w:proofErr w:type="spellStart"/>
-      <w:r>
-        <w:t>Holtrop</w:t>
-      </w:r>
-      <w:proofErr w:type="spellEnd"/>
-      <w:r>
-        <w:t xml:space="preserve"> </w:t>
-      </w:r>
-      <w:r>
-        <w:t xml:space="preserve">guarded the </w:t>
-      </w:r>
-      <w:r>
-        <w:t xml:space="preserve">money supply. He </w:t>
-      </w:r>
-      <w:r>
-        <w:t xml:space="preserve">regularly </w:t>
-      </w:r>
-      <w:r>
-        <w:t xml:space="preserve">accused </w:t>
-      </w:r>
-      <w:proofErr w:type="spellStart"/>
-      <w:r>
-        <w:t>Lieftinck</w:t>
-      </w:r>
-      <w:proofErr w:type="spellEnd"/>
-      <w:r>
-        <w:t xml:space="preserve"> of inflationary financing</w:t>
-      </w:r>
-      <w:r>
-        <w:t>,</w:t>
-      </w:r>
-      <w:r>
-        <w:t xml:space="preserve"> </w:t>
-      </w:r>
-      <w:r>
-        <w:t xml:space="preserve">but </w:t>
-      </w:r>
-      <w:proofErr w:type="spellStart"/>
-      <w:r>
-        <w:t>Lieftinck</w:t>
-      </w:r>
-      <w:proofErr w:type="spellEnd"/>
-      <w:r>
-        <w:t xml:space="preserve"> </w:t>
-      </w:r>
-      <w:r>
-        <w:t>claimed</w:t>
-      </w:r>
-      <w:r>
-        <w:t xml:space="preserve"> that </w:t>
-      </w:r>
-      <w:r>
-        <w:t>this was necessary</w:t>
-      </w:r>
-      <w:r>
-        <w:t xml:space="preserve"> so</w:t>
-      </w:r>
-      <w:r>
-        <w:t xml:space="preserve"> </w:t>
-      </w:r>
-      <w:r>
-        <w:t xml:space="preserve">that </w:t>
-      </w:r>
-      <w:r>
-        <w:t xml:space="preserve">recovery </w:t>
-      </w:r>
-      <w:r>
-        <w:t>w</w:t>
-      </w:r>
-      <w:r>
-        <w:t xml:space="preserve">ould not take too long. </w:t>
-      </w:r>
-      <w:r>
-        <w:t xml:space="preserve">In carrying out his duties, </w:t>
-      </w:r>
-      <w:proofErr w:type="spellStart"/>
-      <w:r>
-        <w:t>Holtrop</w:t>
-      </w:r>
-      <w:proofErr w:type="spellEnd"/>
-      <w:r>
-        <w:t xml:space="preserve"> modernized the central bank, which was nationalized in 1948, and established a research department with monetary economists. </w:t>
-      </w:r>
-      <w:r>
-        <w:t xml:space="preserve">The bank was hierarchically organized, with </w:t>
-      </w:r>
-      <w:proofErr w:type="spellStart"/>
-      <w:r>
-        <w:t>Holtrop</w:t>
-      </w:r>
-      <w:proofErr w:type="spellEnd"/>
-      <w:r>
-        <w:t xml:space="preserve"> deciding on monetary policy and crafting the theoretical arguments in support. He </w:t>
-      </w:r>
-      <w:r>
-        <w:t xml:space="preserve">‘looked for clues in the statistical and other materials to probe into the causal chain of monetary events over the past year’ (Den Butter and Maas 2011: 4) and </w:t>
-      </w:r>
-      <w:r>
-        <w:t xml:space="preserve">used the other </w:t>
-      </w:r>
-      <w:r>
-        <w:t>economists</w:t>
-      </w:r>
-      <w:r>
-        <w:t xml:space="preserve"> as sparring partners in designing and extending the analysis and policy framework. </w:t>
-      </w:r>
-      <w:r>
-        <w:t>His quantitative monetary analysis framework, based on the idea of neutral money</w:t>
-      </w:r>
-      <w:r>
-        <w:t xml:space="preserve"> and aimed at recognizing </w:t>
-      </w:r>
-      <w:r>
-        <w:t>(</w:t>
-      </w:r>
-      <w:r>
-        <w:t>external</w:t>
-      </w:r>
-      <w:r>
-        <w:t>)</w:t>
-      </w:r>
-      <w:r>
-        <w:t xml:space="preserve"> </w:t>
-      </w:r>
-      <w:r>
-        <w:t>disturbances</w:t>
-      </w:r>
-      <w:r>
-        <w:t xml:space="preserve">, </w:t>
-      </w:r>
-      <w:r>
-        <w:t>resul</w:t>
-      </w:r>
-      <w:r>
-        <w:t>ted</w:t>
-      </w:r>
-      <w:r>
-        <w:t xml:space="preserve"> in the </w:t>
-      </w:r>
-      <w:r>
-        <w:t>custom</w:t>
-      </w:r>
-      <w:r>
-        <w:t xml:space="preserve"> </w:t>
-      </w:r>
-      <w:r>
-        <w:t>(since 195</w:t>
-      </w:r>
-      <w:r>
-        <w:t>4</w:t>
-      </w:r>
-      <w:r>
-        <w:t xml:space="preserve">) </w:t>
-      </w:r>
-      <w:r>
-        <w:t xml:space="preserve">of the </w:t>
-      </w:r>
-      <w:r>
-        <w:t>c</w:t>
-      </w:r>
-      <w:r>
-        <w:t xml:space="preserve">entral </w:t>
-      </w:r>
-      <w:r>
-        <w:t>b</w:t>
-      </w:r>
-      <w:r>
-        <w:t xml:space="preserve">ank’s annual report </w:t>
-      </w:r>
-      <w:r>
-        <w:t xml:space="preserve">being </w:t>
-      </w:r>
-      <w:r>
-        <w:t>debated</w:t>
-      </w:r>
-      <w:r>
-        <w:t xml:space="preserve"> in the economist magazine </w:t>
-      </w:r>
-      <w:proofErr w:type="spellStart"/>
-      <w:r>
-        <w:rPr>
-          <w:i/>
-        </w:rPr>
-        <w:t>Economisch-Statistische</w:t>
-      </w:r>
-      <w:proofErr w:type="spellEnd"/>
-      <w:r>
-        <w:rPr>
-          <w:i/>
-        </w:rPr>
-        <w:t xml:space="preserve"> </w:t>
-      </w:r>
-      <w:proofErr w:type="spellStart"/>
-      <w:r>
-        <w:rPr>
-          <w:i/>
-        </w:rPr>
-        <w:t>Berichten</w:t>
-      </w:r>
-      <w:proofErr w:type="spellEnd"/>
-      <w:r>
-        <w:t xml:space="preserve">, </w:t>
-      </w:r>
-      <w:r>
-        <w:t>in his time</w:t>
-      </w:r>
-      <w:r>
-        <w:t xml:space="preserve"> by</w:t>
-      </w:r>
-      <w:r>
-        <w:t xml:space="preserve"> </w:t>
-      </w:r>
-      <w:r>
-        <w:t>Keynes</w:t>
-      </w:r>
-      <w:r>
-        <w:t>-inspired</w:t>
-      </w:r>
-      <w:r>
-        <w:t xml:space="preserve"> economists</w:t>
-      </w:r>
-      <w:r>
-        <w:t xml:space="preserve"> such as </w:t>
-      </w:r>
-      <w:r>
-        <w:t>Jan Tinbergen</w:t>
-      </w:r>
-      <w:r>
-        <w:t>, head of the Central Planning Bureau,</w:t>
-      </w:r>
-      <w:r>
-        <w:t xml:space="preserve"> and Johan Witteveen</w:t>
-      </w:r>
-      <w:r>
-        <w:t>, member of the Social and Economic Council</w:t>
-      </w:r>
-      <w:r>
-        <w:t xml:space="preserve">. </w:t>
-      </w:r>
-      <w:proofErr w:type="spellStart"/>
-      <w:r>
-        <w:t>Holtrop’s</w:t>
-      </w:r>
-      <w:proofErr w:type="spellEnd"/>
       <w:r>
         <w:t xml:space="preserve"> </w:t>
       </w:r>
@@ -1585,397 +1618,369 @@
       <w:r>
         <w:t xml:space="preserve">1946 </w:t>
       </w:r>
-      <w:proofErr w:type="spellStart"/>
+      <w:r>
+        <w:t xml:space="preserve">Holtrop </w:t>
+      </w:r>
+      <w:r>
+        <w:t xml:space="preserve">became a member of the Board of Directors of the Bank for International Settlements </w:t>
+      </w:r>
+      <w:r>
+        <w:t xml:space="preserve">(BIS) </w:t>
+      </w:r>
+      <w:r>
+        <w:t xml:space="preserve">in </w:t>
+      </w:r>
+      <w:r>
+        <w:t>Basel</w:t>
+      </w:r>
+      <w:r>
+        <w:t>, Switzerland.</w:t>
+      </w:r>
+      <w:r>
+        <w:t xml:space="preserve"> Established in 1930 to deal with </w:t>
+      </w:r>
+      <w:r>
+        <w:t xml:space="preserve">German war reparations, the BIS held meetings of central bank presidents and began to undertake research into financial and monetary developments. A US resolution passed </w:t>
+      </w:r>
+      <w:r>
+        <w:t>at</w:t>
+      </w:r>
+      <w:r>
+        <w:t xml:space="preserve"> Bretton Woods </w:t>
+      </w:r>
+      <w:r>
+        <w:t>saw the BIS as competitor to the IMF</w:t>
+      </w:r>
+      <w:r>
+        <w:t xml:space="preserve"> and urged its abolition</w:t>
+      </w:r>
+      <w:r>
+        <w:t xml:space="preserve">. </w:t>
+      </w:r>
+      <w:r>
+        <w:t>European central bank</w:t>
+      </w:r>
+      <w:r>
+        <w:t>er</w:t>
+      </w:r>
+      <w:r>
+        <w:t>s</w:t>
+      </w:r>
+      <w:r>
+        <w:t>, however,</w:t>
+      </w:r>
+      <w:r>
+        <w:t xml:space="preserve"> rejected this</w:t>
+      </w:r>
+      <w:r>
+        <w:t xml:space="preserve"> </w:t>
+      </w:r>
+      <w:r>
+        <w:t>move</w:t>
+      </w:r>
+      <w:r>
+        <w:t xml:space="preserve"> </w:t>
+      </w:r>
+      <w:r>
+        <w:t>in 1946</w:t>
+      </w:r>
+      <w:r>
+        <w:t xml:space="preserve">. Holtrop worked busily to avoid liquidation, testifying that </w:t>
+      </w:r>
+      <w:r>
+        <w:t>th</w:t>
+      </w:r>
+      <w:r>
+        <w:t xml:space="preserve">e decision to liquidate was based on an </w:t>
+      </w:r>
+      <w:r>
+        <w:t xml:space="preserve">‘anti-central-bank attitude’ which had existed since </w:t>
+      </w:r>
+      <w:r>
+        <w:lastRenderedPageBreak/>
+        <w:t>before the war and that this was ‘partly due to the influence of Lord Keynes’ (Yago 2013</w:t>
+      </w:r>
+      <w:r>
+        <w:t>:</w:t>
+      </w:r>
+      <w:r>
+        <w:t xml:space="preserve"> 110).</w:t>
+      </w:r>
+      <w:r>
+        <w:t xml:space="preserve"> </w:t>
+      </w:r>
+      <w:r>
+        <w:t>The central bankers rehabilitated</w:t>
+      </w:r>
+      <w:r>
+        <w:t xml:space="preserve"> </w:t>
+      </w:r>
+      <w:r>
+        <w:t xml:space="preserve">the BIS </w:t>
+      </w:r>
+      <w:r>
+        <w:t xml:space="preserve">and turned it </w:t>
+      </w:r>
+      <w:r>
+        <w:t>into a kind of international central bank</w:t>
+      </w:r>
+      <w:r>
+        <w:t>, with a</w:t>
+      </w:r>
+      <w:r>
+        <w:t>r</w:t>
+      </w:r>
+      <w:r>
+        <w:t>ou</w:t>
+      </w:r>
+      <w:r>
+        <w:t>nd</w:t>
+      </w:r>
+      <w:r>
+        <w:t xml:space="preserve"> ten meetings </w:t>
+      </w:r>
+      <w:r>
+        <w:t xml:space="preserve">of the </w:t>
+      </w:r>
+      <w:r>
+        <w:t>central bank</w:t>
+      </w:r>
+      <w:r>
+        <w:t xml:space="preserve"> president</w:t>
+      </w:r>
+      <w:r>
+        <w:t>s</w:t>
+      </w:r>
+      <w:r>
+        <w:t xml:space="preserve"> </w:t>
+      </w:r>
+      <w:r>
+        <w:t>a year</w:t>
+      </w:r>
+      <w:r>
+        <w:t>.</w:t>
+      </w:r>
+      <w:r>
+        <w:t xml:space="preserve"> </w:t>
+      </w:r>
+      <w:r>
+        <w:t xml:space="preserve">The </w:t>
+      </w:r>
+      <w:r>
+        <w:t>US</w:t>
+      </w:r>
+      <w:r>
+        <w:t xml:space="preserve"> did not participate. </w:t>
+      </w:r>
       <w:r>
         <w:t>Holtrop</w:t>
       </w:r>
-      <w:proofErr w:type="spellEnd"/>
-      <w:r>
-        <w:t xml:space="preserve"> </w:t>
-      </w:r>
-      <w:r>
-        <w:t xml:space="preserve">became a member of the Board of Directors of the Bank for International Settlements </w:t>
-      </w:r>
-      <w:r>
-        <w:t xml:space="preserve">(BIS) </w:t>
+      <w:r>
+        <w:t xml:space="preserve">, who had no practical banking experience, found the BIS interesting given his interest in and theoretical knowledge of monetary affairs. He saw the </w:t>
+      </w:r>
+      <w:r>
+        <w:t>sessions</w:t>
+      </w:r>
+      <w:r>
+        <w:t xml:space="preserve"> in Bas</w:t>
+      </w:r>
+      <w:r>
+        <w:t>el</w:t>
+      </w:r>
+      <w:r>
+        <w:t xml:space="preserve"> as an opportunity to meet with </w:t>
+      </w:r>
+      <w:r>
+        <w:t xml:space="preserve">other central </w:t>
+      </w:r>
+      <w:r>
+        <w:t>bank</w:t>
+      </w:r>
+      <w:r>
+        <w:t xml:space="preserve"> president</w:t>
+      </w:r>
+      <w:r>
+        <w:t>s on an equal footing</w:t>
+      </w:r>
+      <w:r>
+        <w:t xml:space="preserve"> </w:t>
+      </w:r>
+      <w:r>
+        <w:t>and</w:t>
+      </w:r>
+      <w:r>
+        <w:t xml:space="preserve"> </w:t>
+      </w:r>
+      <w:r>
+        <w:t>discovered</w:t>
+      </w:r>
+      <w:r>
+        <w:t xml:space="preserve"> </w:t>
+      </w:r>
+      <w:r>
+        <w:t xml:space="preserve">that not all </w:t>
+      </w:r>
+      <w:r>
+        <w:t>of them</w:t>
+      </w:r>
+      <w:r>
+        <w:t xml:space="preserve"> were </w:t>
+      </w:r>
+      <w:r>
+        <w:t xml:space="preserve">trained </w:t>
+      </w:r>
+      <w:r>
+        <w:t>economists</w:t>
+      </w:r>
+      <w:r>
+        <w:t>.</w:t>
+      </w:r>
+      <w:r>
+        <w:t xml:space="preserve"> </w:t>
+      </w:r>
+      <w:r>
+        <w:t xml:space="preserve">He developed a close relationship with Swedish economist Per Jacobsson, who </w:t>
+      </w:r>
+      <w:r>
+        <w:t>was</w:t>
+      </w:r>
+      <w:r>
+        <w:t xml:space="preserve"> Economic </w:t>
+      </w:r>
+      <w:r>
+        <w:t>Advisor</w:t>
+      </w:r>
+      <w:r>
+        <w:t xml:space="preserve"> of</w:t>
+      </w:r>
+      <w:r>
+        <w:t xml:space="preserve"> the BIS </w:t>
+      </w:r>
+      <w:r>
+        <w:t xml:space="preserve">and made the </w:t>
+      </w:r>
+      <w:r>
+        <w:t xml:space="preserve">bank’s </w:t>
+      </w:r>
+      <w:r>
+        <w:t>annual reports an essential source for bankers, economists and political leaders</w:t>
+      </w:r>
+      <w:r>
+        <w:t xml:space="preserve">. </w:t>
+      </w:r>
+      <w:r>
+        <w:t xml:space="preserve">Their discussions were highlights </w:t>
+      </w:r>
+      <w:r>
+        <w:t>during</w:t>
+      </w:r>
+      <w:r>
+        <w:t xml:space="preserve"> Holtrop’s </w:t>
+      </w:r>
+      <w:r>
+        <w:t xml:space="preserve">regular </w:t>
+      </w:r>
+      <w:r>
+        <w:t xml:space="preserve">visits. They enjoyed discussing economic theory, </w:t>
+      </w:r>
+      <w:proofErr w:type="gramStart"/>
+      <w:r>
+        <w:t>both of the</w:t>
+      </w:r>
+      <w:r>
+        <w:t>m</w:t>
+      </w:r>
+      <w:proofErr w:type="gramEnd"/>
+      <w:r>
+        <w:t xml:space="preserve"> </w:t>
+      </w:r>
+      <w:r>
+        <w:t>seeing the danger of inflation resulting from</w:t>
+      </w:r>
+      <w:r>
+        <w:t xml:space="preserve"> </w:t>
+      </w:r>
+      <w:r>
+        <w:t>Keynesian</w:t>
+      </w:r>
+      <w:r>
+        <w:t xml:space="preserve"> policies in a </w:t>
+      </w:r>
+      <w:r>
+        <w:t>stressed-out</w:t>
+      </w:r>
+      <w:r>
+        <w:t xml:space="preserve"> business cycle, rather than a depression. Holtrop felt great admiration for </w:t>
+      </w:r>
+      <w:r>
+        <w:t xml:space="preserve">the </w:t>
+      </w:r>
+      <w:r>
+        <w:t>practical judgements</w:t>
+      </w:r>
+      <w:r>
+        <w:t xml:space="preserve"> of</w:t>
+      </w:r>
+      <w:r>
+        <w:t xml:space="preserve"> </w:t>
+      </w:r>
+      <w:r>
+        <w:t>Jacobsson, who became Managing Director of the IMF in 1956.</w:t>
+      </w:r>
+      <w:r>
+        <w:t xml:space="preserve"> </w:t>
+      </w:r>
+      <w:r>
+        <w:t>H</w:t>
+      </w:r>
+      <w:r>
+        <w:t xml:space="preserve">is </w:t>
+      </w:r>
+      <w:proofErr w:type="gramStart"/>
+      <w:r>
+        <w:t>theoretically</w:t>
+      </w:r>
+      <w:r>
+        <w:t>-</w:t>
+      </w:r>
+      <w:r>
+        <w:t>based</w:t>
+      </w:r>
+      <w:proofErr w:type="gramEnd"/>
+      <w:r>
+        <w:t xml:space="preserve"> </w:t>
+      </w:r>
+      <w:r>
+        <w:t>expositions</w:t>
+      </w:r>
+      <w:r>
+        <w:t xml:space="preserve"> </w:t>
+      </w:r>
+      <w:r>
+        <w:t xml:space="preserve">to the </w:t>
+      </w:r>
+      <w:r>
+        <w:t xml:space="preserve">other </w:t>
+      </w:r>
+      <w:r>
+        <w:t xml:space="preserve">central bank presidents </w:t>
       </w:r>
       <w:r>
         <w:t xml:space="preserve">in </w:t>
       </w:r>
       <w:r>
-        <w:t>Basel</w:t>
-      </w:r>
-      <w:r>
-        <w:t>, Switzerland.</w:t>
-      </w:r>
-      <w:r>
-        <w:t xml:space="preserve"> Established in 1930 to deal with </w:t>
-      </w:r>
-      <w:r>
-        <w:t xml:space="preserve">German war reparations, the BIS held meetings of central bank presidents and began to undertake research into financial and monetary developments. A US resolution passed </w:t>
-      </w:r>
-      <w:r>
-        <w:t>at</w:t>
-      </w:r>
-      <w:r>
-        <w:t xml:space="preserve"> Bretton Woods </w:t>
-      </w:r>
-      <w:r>
-        <w:t>saw the BIS as competitor to the IMF</w:t>
-      </w:r>
-      <w:r>
-        <w:t xml:space="preserve"> and urged its abolition</w:t>
-      </w:r>
-      <w:r>
-        <w:t xml:space="preserve">. </w:t>
-      </w:r>
-      <w:r>
-        <w:t>European central bank</w:t>
-      </w:r>
-      <w:r>
-        <w:t>er</w:t>
-      </w:r>
-      <w:r>
-        <w:t>s</w:t>
-      </w:r>
-      <w:r>
-        <w:t>, however,</w:t>
-      </w:r>
-      <w:r>
-        <w:t xml:space="preserve"> rejected this</w:t>
-      </w:r>
-      <w:r>
-        <w:t xml:space="preserve"> </w:t>
-      </w:r>
-      <w:r>
-        <w:t>move</w:t>
-      </w:r>
-      <w:r>
-        <w:t xml:space="preserve"> </w:t>
-      </w:r>
-      <w:r>
-        <w:t>in 1946</w:t>
-      </w:r>
-      <w:r>
-        <w:t xml:space="preserve">. </w:t>
-      </w:r>
-      <w:proofErr w:type="spellStart"/>
-      <w:r>
-        <w:t>Holtrop</w:t>
-      </w:r>
-      <w:proofErr w:type="spellEnd"/>
-      <w:r>
-        <w:t xml:space="preserve"> worked busily to avoid liquidation, testifying that </w:t>
-      </w:r>
-      <w:r>
-        <w:lastRenderedPageBreak/>
-        <w:t>th</w:t>
-      </w:r>
-      <w:r>
-        <w:t xml:space="preserve">e decision to liquidate was based on an </w:t>
-      </w:r>
-      <w:r>
-        <w:t>‘anti-central-bank attitude’ which had existed since before the war and that this was ‘partly due to the influence of Lord Keynes’ (Yago 2013</w:t>
-      </w:r>
-      <w:r>
-        <w:t>:</w:t>
-      </w:r>
-      <w:r>
-        <w:t xml:space="preserve"> 110).</w:t>
-      </w:r>
-      <w:r>
-        <w:t xml:space="preserve"> </w:t>
-      </w:r>
-      <w:r>
-        <w:t>The central bankers rehabilitated</w:t>
-      </w:r>
-      <w:r>
-        <w:t xml:space="preserve"> </w:t>
-      </w:r>
-      <w:r>
-        <w:t xml:space="preserve">the BIS </w:t>
-      </w:r>
-      <w:r>
-        <w:t xml:space="preserve">and turned it </w:t>
-      </w:r>
-      <w:r>
-        <w:t>into a kind of international central bank</w:t>
-      </w:r>
-      <w:r>
-        <w:t>, with a</w:t>
-      </w:r>
-      <w:r>
-        <w:t>r</w:t>
-      </w:r>
-      <w:r>
-        <w:t>ou</w:t>
-      </w:r>
-      <w:r>
-        <w:t>nd</w:t>
-      </w:r>
-      <w:r>
-        <w:t xml:space="preserve"> ten meetings </w:t>
-      </w:r>
-      <w:r>
-        <w:t xml:space="preserve">of the </w:t>
-      </w:r>
-      <w:r>
-        <w:t>central bank</w:t>
-      </w:r>
-      <w:r>
-        <w:t xml:space="preserve"> president</w:t>
-      </w:r>
-      <w:r>
-        <w:t>s</w:t>
-      </w:r>
-      <w:r>
-        <w:t xml:space="preserve"> </w:t>
-      </w:r>
-      <w:r>
-        <w:t>a year</w:t>
-      </w:r>
-      <w:r>
-        <w:t>.</w:t>
-      </w:r>
-      <w:r>
-        <w:t xml:space="preserve"> </w:t>
-      </w:r>
-      <w:r>
-        <w:t xml:space="preserve">The </w:t>
-      </w:r>
-      <w:r>
-        <w:t>US</w:t>
-      </w:r>
-      <w:r>
-        <w:t xml:space="preserve"> did not participate. </w:t>
-      </w:r>
-      <w:proofErr w:type="spellStart"/>
-      <w:r>
-        <w:t>Holtrop</w:t>
-      </w:r>
-      <w:proofErr w:type="spellEnd"/>
-      <w:r>
-        <w:t xml:space="preserve">, who had no practical banking experience, found the BIS interesting given his interest in and theoretical knowledge of monetary affairs. He saw the </w:t>
-      </w:r>
-      <w:r>
-        <w:t>sessions</w:t>
-      </w:r>
-      <w:r>
-        <w:t xml:space="preserve"> in Bas</w:t>
+        <w:t>H</w:t>
+      </w:r>
+      <w:r>
+        <w:t xml:space="preserve">otel Euler in </w:t>
+      </w:r>
+      <w:r>
+        <w:t>Bas</w:t>
       </w:r>
       <w:r>
         <w:t>el</w:t>
       </w:r>
       <w:r>
-        <w:t xml:space="preserve"> as an opportunity to meet with </w:t>
-      </w:r>
-      <w:r>
-        <w:t xml:space="preserve">other central </w:t>
-      </w:r>
-      <w:r>
-        <w:t>bank</w:t>
-      </w:r>
-      <w:r>
-        <w:t xml:space="preserve"> president</w:t>
-      </w:r>
-      <w:r>
-        <w:t>s on an equal footing</w:t>
-      </w:r>
-      <w:r>
-        <w:t xml:space="preserve"> </w:t>
-      </w:r>
-      <w:r>
-        <w:t>and</w:t>
-      </w:r>
-      <w:r>
-        <w:t xml:space="preserve"> </w:t>
-      </w:r>
-      <w:r>
-        <w:t>discovered</w:t>
-      </w:r>
-      <w:r>
-        <w:t xml:space="preserve"> </w:t>
-      </w:r>
-      <w:r>
-        <w:t xml:space="preserve">that not all </w:t>
-      </w:r>
-      <w:r>
-        <w:t>of them</w:t>
-      </w:r>
-      <w:r>
-        <w:t xml:space="preserve"> were </w:t>
-      </w:r>
-      <w:r>
-        <w:t xml:space="preserve">trained </w:t>
-      </w:r>
-      <w:r>
-        <w:t>economists</w:t>
-      </w:r>
-      <w:r>
-        <w:t>.</w:t>
-      </w:r>
-      <w:r>
-        <w:t xml:space="preserve"> </w:t>
-      </w:r>
-      <w:r>
-        <w:t xml:space="preserve">He developed a close relationship with Swedish economist Per Jacobsson, who </w:t>
-      </w:r>
-      <w:r>
-        <w:t>was</w:t>
-      </w:r>
-      <w:r>
-        <w:t xml:space="preserve"> Economic </w:t>
-      </w:r>
-      <w:r>
-        <w:t>Advisor</w:t>
-      </w:r>
-      <w:r>
-        <w:t xml:space="preserve"> of</w:t>
-      </w:r>
-      <w:r>
-        <w:t xml:space="preserve"> the BIS </w:t>
-      </w:r>
-      <w:r>
-        <w:t xml:space="preserve">and made the </w:t>
-      </w:r>
-      <w:r>
-        <w:t xml:space="preserve">bank’s </w:t>
-      </w:r>
-      <w:r>
-        <w:t>annual reports an essential source for bankers, economists and political leaders</w:t>
-      </w:r>
-      <w:r>
-        <w:t xml:space="preserve">. </w:t>
-      </w:r>
-      <w:r>
-        <w:t xml:space="preserve">Their discussions were highlights </w:t>
-      </w:r>
-      <w:r>
-        <w:t>during</w:t>
-      </w:r>
-      <w:r>
-        <w:t xml:space="preserve"> </w:t>
-      </w:r>
-      <w:proofErr w:type="spellStart"/>
-      <w:r>
-        <w:t>Holtrop’s</w:t>
-      </w:r>
-      <w:proofErr w:type="spellEnd"/>
-      <w:r>
-        <w:t xml:space="preserve"> </w:t>
-      </w:r>
-      <w:r>
-        <w:t xml:space="preserve">regular </w:t>
-      </w:r>
-      <w:r>
-        <w:t xml:space="preserve">visits. They enjoyed discussing economic theory, </w:t>
-      </w:r>
-      <w:proofErr w:type="gramStart"/>
-      <w:r>
-        <w:t>both of the</w:t>
-      </w:r>
-      <w:r>
-        <w:t>m</w:t>
-      </w:r>
-      <w:proofErr w:type="gramEnd"/>
-      <w:r>
-        <w:t xml:space="preserve"> </w:t>
-      </w:r>
-      <w:r>
-        <w:t>seeing the danger of inflation resulting from</w:t>
-      </w:r>
-      <w:r>
-        <w:t xml:space="preserve"> </w:t>
-      </w:r>
-      <w:r>
-        <w:t>Keynesian</w:t>
-      </w:r>
-      <w:r>
-        <w:t xml:space="preserve"> policies in a </w:t>
-      </w:r>
-      <w:r>
-        <w:t>stressed-out</w:t>
-      </w:r>
-      <w:r>
-        <w:t xml:space="preserve"> business cycle, rather than a depression. </w:t>
-      </w:r>
-      <w:proofErr w:type="spellStart"/>
-      <w:r>
-        <w:t>Holtrop</w:t>
-      </w:r>
-      <w:proofErr w:type="spellEnd"/>
-      <w:r>
-        <w:t xml:space="preserve"> felt great admiration for </w:t>
-      </w:r>
-      <w:r>
-        <w:t xml:space="preserve">the </w:t>
-      </w:r>
-      <w:r>
-        <w:t>practical judgements</w:t>
-      </w:r>
-      <w:r>
-        <w:t xml:space="preserve"> of</w:t>
-      </w:r>
-      <w:r>
-        <w:t xml:space="preserve"> </w:t>
-      </w:r>
-      <w:r>
-        <w:t>Jacobsson, who became Managing Director of the IMF in 1956.</w:t>
-      </w:r>
-      <w:r>
-        <w:t xml:space="preserve"> </w:t>
-      </w:r>
-      <w:r>
-        <w:t>H</w:t>
-      </w:r>
-      <w:r>
-        <w:t xml:space="preserve">is </w:t>
-      </w:r>
-      <w:proofErr w:type="gramStart"/>
-      <w:r>
-        <w:t>theoretically</w:t>
-      </w:r>
-      <w:r>
-        <w:t>-</w:t>
-      </w:r>
-      <w:r>
-        <w:t>based</w:t>
-      </w:r>
-      <w:proofErr w:type="gramEnd"/>
-      <w:r>
-        <w:t xml:space="preserve"> </w:t>
-      </w:r>
-      <w:r>
-        <w:t>expositions</w:t>
-      </w:r>
-      <w:r>
-        <w:t xml:space="preserve"> </w:t>
-      </w:r>
-      <w:r>
-        <w:t xml:space="preserve">to the </w:t>
-      </w:r>
-      <w:r>
-        <w:t xml:space="preserve">other </w:t>
-      </w:r>
-      <w:r>
-        <w:t xml:space="preserve">central bank presidents </w:t>
-      </w:r>
-      <w:r>
-        <w:t xml:space="preserve">in </w:t>
-      </w:r>
-      <w:r>
-        <w:t>H</w:t>
-      </w:r>
-      <w:r>
-        <w:t xml:space="preserve">otel Euler in </w:t>
-      </w:r>
-      <w:r>
-        <w:t>Bas</w:t>
-      </w:r>
-      <w:r>
-        <w:t>el</w:t>
-      </w:r>
-      <w:r>
         <w:t xml:space="preserve"> </w:t>
       </w:r>
       <w:r>
@@ -1984,13 +1989,8 @@
       <w:r>
         <w:t xml:space="preserve"> </w:t>
       </w:r>
-      <w:proofErr w:type="spellStart"/>
-      <w:r>
-        <w:t>Holtrop</w:t>
-      </w:r>
-      <w:proofErr w:type="spellEnd"/>
-      <w:r>
-        <w:t xml:space="preserve"> </w:t>
+      <w:r>
+        <w:t xml:space="preserve">Holtrop </w:t>
       </w:r>
       <w:r>
         <w:t xml:space="preserve">to </w:t>
@@ -2013,393 +2013,371 @@
         <w:ind w:firstLine="708"/>
         <w:jc w:val="both"/>
       </w:pPr>
-      <w:proofErr w:type="spellStart"/>
       <w:r>
         <w:t>H</w:t>
       </w:r>
       <w:r>
+        <w:t xml:space="preserve">oltrop </w:t>
+      </w:r>
+      <w:r>
+        <w:t xml:space="preserve">was unanimously elected President and Chairman of the Board of </w:t>
+      </w:r>
+      <w:r>
+        <w:t xml:space="preserve">Directors of </w:t>
+      </w:r>
+      <w:r>
+        <w:t xml:space="preserve">the BIS </w:t>
+      </w:r>
+      <w:r>
+        <w:t>as of</w:t>
+      </w:r>
+      <w:r>
+        <w:t xml:space="preserve"> Ju</w:t>
+      </w:r>
+      <w:r>
+        <w:t>ly</w:t>
+      </w:r>
+      <w:r>
+        <w:t xml:space="preserve"> 1958</w:t>
+      </w:r>
+      <w:r>
+        <w:t>, a position he held until 1967</w:t>
+      </w:r>
+      <w:r>
+        <w:t xml:space="preserve">. </w:t>
+      </w:r>
+      <w:r>
+        <w:t xml:space="preserve">The </w:t>
+      </w:r>
+      <w:r>
+        <w:t xml:space="preserve">meetings of the </w:t>
+      </w:r>
+      <w:r>
+        <w:t>central bank</w:t>
+      </w:r>
+      <w:r>
+        <w:t xml:space="preserve"> presidents</w:t>
+      </w:r>
+      <w:r>
+        <w:t xml:space="preserve"> took place during long weekends. Holtrop</w:t>
+      </w:r>
+      <w:r>
+        <w:t xml:space="preserve"> </w:t>
+      </w:r>
+      <w:r>
+        <w:t>continued to</w:t>
+      </w:r>
+      <w:r>
+        <w:t xml:space="preserve"> reside in Amsterdam</w:t>
+      </w:r>
+      <w:r>
+        <w:t xml:space="preserve"> and</w:t>
+      </w:r>
+      <w:r>
+        <w:t xml:space="preserve"> arrived on Friday for the monthly meeting</w:t>
+      </w:r>
+      <w:r>
+        <w:t>. He</w:t>
+      </w:r>
+      <w:r>
+        <w:t xml:space="preserve"> attended a variety of sessions </w:t>
+      </w:r>
+      <w:r>
+        <w:t xml:space="preserve">and debates </w:t>
+      </w:r>
+      <w:r>
+        <w:t xml:space="preserve">during the weekend and </w:t>
+      </w:r>
+      <w:r>
+        <w:t>institutionalized</w:t>
+      </w:r>
+      <w:r>
+        <w:t xml:space="preserve"> a Sunday evening meal</w:t>
+      </w:r>
+      <w:r>
+        <w:t xml:space="preserve"> with </w:t>
+      </w:r>
+      <w:r>
+        <w:t>the central bankers, the General Manager and the Economic Advisor</w:t>
+      </w:r>
+      <w:r>
+        <w:t xml:space="preserve">. </w:t>
+      </w:r>
+      <w:r>
+        <w:t>This</w:t>
+      </w:r>
+      <w:r>
+        <w:t xml:space="preserve"> </w:t>
+      </w:r>
+      <w:r>
+        <w:t>created</w:t>
+      </w:r>
+      <w:r>
+        <w:t xml:space="preserve"> the opportunity for general discussion on a</w:t>
+      </w:r>
+      <w:r>
+        <w:t xml:space="preserve"> </w:t>
+      </w:r>
+      <w:r>
+        <w:t xml:space="preserve">confidential basis, both among themselves and with important visitors. </w:t>
+      </w:r>
+      <w:r>
+        <w:t xml:space="preserve">In 1960 he convinced the </w:t>
+      </w:r>
+      <w:r>
+        <w:t>US</w:t>
+      </w:r>
+      <w:r>
+        <w:t xml:space="preserve"> counterpart</w:t>
+      </w:r>
+      <w:r>
+        <w:t>s to attend the Bas</w:t>
+      </w:r>
+      <w:r>
+        <w:t>el</w:t>
+      </w:r>
+      <w:r>
+        <w:t xml:space="preserve"> meetings, which they </w:t>
+      </w:r>
+      <w:r>
+        <w:t>did</w:t>
+      </w:r>
+      <w:r>
+        <w:t xml:space="preserve"> with increasing regularity during the 1960s</w:t>
+      </w:r>
+      <w:r>
+        <w:t xml:space="preserve">, </w:t>
+      </w:r>
+      <w:r>
+        <w:t>due to matters pertaining to</w:t>
+      </w:r>
+      <w:r>
+        <w:t xml:space="preserve"> the US dollar</w:t>
+      </w:r>
+      <w:r>
+        <w:t xml:space="preserve">. </w:t>
+      </w:r>
+      <w:r>
+        <w:t>H</w:t>
+      </w:r>
+      <w:r>
         <w:t>oltrop</w:t>
       </w:r>
-      <w:proofErr w:type="spellEnd"/>
-      <w:r>
-        <w:t xml:space="preserve"> </w:t>
-      </w:r>
-      <w:r>
-        <w:t xml:space="preserve">was unanimously elected President and Chairman of the Board of </w:t>
-      </w:r>
-      <w:r>
-        <w:t xml:space="preserve">Directors of </w:t>
-      </w:r>
-      <w:r>
-        <w:t xml:space="preserve">the BIS </w:t>
-      </w:r>
-      <w:r>
-        <w:t>as of</w:t>
-      </w:r>
-      <w:r>
-        <w:t xml:space="preserve"> Ju</w:t>
-      </w:r>
-      <w:r>
-        <w:t>ly</w:t>
-      </w:r>
-      <w:r>
-        <w:t xml:space="preserve"> 1958</w:t>
-      </w:r>
-      <w:r>
-        <w:t>, a position he held until 1967</w:t>
+      <w:r>
+        <w:t xml:space="preserve"> used Monday for </w:t>
+      </w:r>
+      <w:r>
+        <w:t xml:space="preserve">addressing </w:t>
+      </w:r>
+      <w:r>
+        <w:t xml:space="preserve">managerial issues </w:t>
+      </w:r>
+      <w:r>
+        <w:t xml:space="preserve">with the staff </w:t>
+      </w:r>
+      <w:r>
+        <w:t xml:space="preserve">and left on </w:t>
+      </w:r>
+      <w:r>
+        <w:t xml:space="preserve">the </w:t>
+      </w:r>
+      <w:r>
+        <w:t xml:space="preserve">Monday evening </w:t>
+      </w:r>
+      <w:r>
+        <w:t xml:space="preserve">night train </w:t>
+      </w:r>
+      <w:r>
+        <w:t xml:space="preserve">after a discussion </w:t>
+      </w:r>
+      <w:r>
+        <w:t xml:space="preserve">over </w:t>
+      </w:r>
+      <w:r>
+        <w:t xml:space="preserve">dinner with the managers. He read </w:t>
+      </w:r>
+      <w:r>
+        <w:t>everything</w:t>
+      </w:r>
+      <w:r>
+        <w:t xml:space="preserve">, had a precise </w:t>
+      </w:r>
+      <w:r>
+        <w:t xml:space="preserve">overview </w:t>
+      </w:r>
+      <w:r>
+        <w:t>and</w:t>
+      </w:r>
+      <w:r>
+        <w:t xml:space="preserve"> delegat</w:t>
+      </w:r>
+      <w:r>
+        <w:t>ed little</w:t>
+      </w:r>
+      <w:r>
+        <w:t>.</w:t>
+      </w:r>
+      <w:r>
+        <w:t xml:space="preserve"> He was energetic and not always easy for his staff</w:t>
+      </w:r>
+      <w:r>
+        <w:t xml:space="preserve"> to work with</w:t>
+      </w:r>
+      <w:r>
+        <w:t>.</w:t>
+      </w:r>
+      <w:r>
+        <w:t xml:space="preserve"> </w:t>
+      </w:r>
+      <w:r>
+        <w:t xml:space="preserve">He calculated that </w:t>
+      </w:r>
+      <w:r>
+        <w:t xml:space="preserve">in 21 years </w:t>
+      </w:r>
+      <w:r>
+        <w:t xml:space="preserve">he spent </w:t>
+      </w:r>
+      <w:r>
+        <w:t xml:space="preserve">almost </w:t>
+      </w:r>
+      <w:r>
+        <w:t>200 weekends in Bas</w:t>
+      </w:r>
+      <w:r>
+        <w:t>el</w:t>
+      </w:r>
+      <w:r>
+        <w:t xml:space="preserve">, </w:t>
+      </w:r>
+      <w:r>
+        <w:t xml:space="preserve">altogether </w:t>
+      </w:r>
+      <w:r>
+        <w:t>about</w:t>
+      </w:r>
+      <w:r>
+        <w:t xml:space="preserve"> two years of his life</w:t>
       </w:r>
       <w:r>
         <w:t xml:space="preserve">. </w:t>
       </w:r>
       <w:r>
-        <w:t xml:space="preserve">The </w:t>
-      </w:r>
-      <w:r>
-        <w:t xml:space="preserve">meetings of the </w:t>
-      </w:r>
-      <w:r>
-        <w:t>central bank</w:t>
-      </w:r>
-      <w:r>
-        <w:t xml:space="preserve"> presidents</w:t>
-      </w:r>
-      <w:r>
-        <w:t xml:space="preserve"> took place during long weekends. </w:t>
-      </w:r>
-      <w:proofErr w:type="spellStart"/>
-      <w:r>
-        <w:t>Holtrop</w:t>
-      </w:r>
-      <w:proofErr w:type="spellEnd"/>
-      <w:r>
-        <w:t xml:space="preserve"> </w:t>
-      </w:r>
-      <w:r>
-        <w:t>continued to</w:t>
-      </w:r>
-      <w:r>
-        <w:t xml:space="preserve"> reside in Amsterdam</w:t>
-      </w:r>
-      <w:r>
-        <w:t xml:space="preserve"> and</w:t>
-      </w:r>
-      <w:r>
-        <w:t xml:space="preserve"> arrived on Friday for the monthly meeting</w:t>
-      </w:r>
-      <w:r>
-        <w:t>. He</w:t>
-      </w:r>
-      <w:r>
-        <w:t xml:space="preserve"> attended a variety of sessions </w:t>
-      </w:r>
-      <w:r>
-        <w:t xml:space="preserve">and debates </w:t>
-      </w:r>
-      <w:r>
-        <w:t xml:space="preserve">during the weekend and </w:t>
-      </w:r>
-      <w:r>
-        <w:t>institutionalized</w:t>
-      </w:r>
-      <w:r>
-        <w:t xml:space="preserve"> a Sunday evening meal</w:t>
-      </w:r>
-      <w:r>
-        <w:t xml:space="preserve"> with </w:t>
-      </w:r>
-      <w:r>
-        <w:t>the central bankers, the General Manager and the Economic Advisor</w:t>
+        <w:t xml:space="preserve">In November </w:t>
+      </w:r>
+      <w:r>
+        <w:t xml:space="preserve">1958 </w:t>
+      </w:r>
+      <w:r>
+        <w:t>the British Radcliffe Committee on Working of the Monetary System consult</w:t>
+      </w:r>
+      <w:r>
+        <w:t>ed</w:t>
+      </w:r>
+      <w:r>
+        <w:t xml:space="preserve"> </w:t>
+      </w:r>
+      <w:r>
+        <w:t xml:space="preserve">with </w:t>
+      </w:r>
+      <w:r>
+        <w:t xml:space="preserve">him as </w:t>
+      </w:r>
+      <w:r>
+        <w:t>monetary</w:t>
+      </w:r>
+      <w:r>
+        <w:t xml:space="preserve"> expert </w:t>
+      </w:r>
+      <w:r>
+        <w:t>about British monetary policy and the workings of the Bank of England. H</w:t>
+      </w:r>
+      <w:r>
+        <w:t>oltrop</w:t>
+      </w:r>
+      <w:r>
+        <w:t xml:space="preserve"> was critical </w:t>
+      </w:r>
+      <w:r>
+        <w:t xml:space="preserve">of </w:t>
+      </w:r>
+      <w:r>
+        <w:t>inflationary tendencies and underlined that</w:t>
+      </w:r>
+      <w:r>
+        <w:t>,</w:t>
+      </w:r>
+      <w:r>
+        <w:t xml:space="preserve"> in the pursuit of monetary equilibrium</w:t>
+      </w:r>
+      <w:r>
+        <w:t>,</w:t>
+      </w:r>
+      <w:r>
+        <w:t xml:space="preserve"> monetary policy </w:t>
+      </w:r>
+      <w:r>
+        <w:t>should</w:t>
+      </w:r>
+      <w:r>
+        <w:t xml:space="preserve"> not </w:t>
+      </w:r>
+      <w:r>
+        <w:t xml:space="preserve">be </w:t>
+      </w:r>
+      <w:r>
+        <w:t xml:space="preserve">subordinate to budgetary policy but rather </w:t>
+      </w:r>
+      <w:r>
+        <w:t>coordinate</w:t>
+      </w:r>
+      <w:r>
+        <w:t>.</w:t>
+      </w:r>
+      <w:r>
+        <w:t xml:space="preserve"> In 1962 </w:t>
+      </w:r>
+      <w:r>
+        <w:t xml:space="preserve">the Canadian Royal Commission on Banking and Finance </w:t>
+      </w:r>
+      <w:r>
+        <w:t xml:space="preserve">consulted </w:t>
+      </w:r>
+      <w:r>
+        <w:t xml:space="preserve">him </w:t>
+      </w:r>
+      <w:r>
+        <w:t xml:space="preserve">similarly </w:t>
+      </w:r>
+      <w:r>
+        <w:t>on the purposes of monetary policy</w:t>
       </w:r>
       <w:r>
         <w:t xml:space="preserve">. </w:t>
       </w:r>
       <w:r>
-        <w:t>This</w:t>
-      </w:r>
-      <w:r>
-        <w:t xml:space="preserve"> </w:t>
-      </w:r>
-      <w:r>
-        <w:t>created</w:t>
-      </w:r>
-      <w:r>
-        <w:t xml:space="preserve"> the opportunity for general discussion on a</w:t>
-      </w:r>
-      <w:r>
-        <w:t xml:space="preserve"> </w:t>
-      </w:r>
-      <w:r>
-        <w:t xml:space="preserve">confidential basis, both among themselves and with important visitors. </w:t>
-      </w:r>
-      <w:r>
-        <w:t xml:space="preserve">In 1960 he convinced the </w:t>
-      </w:r>
-      <w:r>
-        <w:t>US</w:t>
-      </w:r>
-      <w:r>
-        <w:t xml:space="preserve"> counterpart</w:t>
-      </w:r>
-      <w:r>
-        <w:t>s to attend the Bas</w:t>
-      </w:r>
-      <w:r>
-        <w:t>el</w:t>
-      </w:r>
-      <w:r>
-        <w:t xml:space="preserve"> meetings, which they </w:t>
-      </w:r>
-      <w:r>
-        <w:t>did</w:t>
-      </w:r>
-      <w:r>
-        <w:t xml:space="preserve"> with increasing regularity during the 1960s</w:t>
-      </w:r>
-      <w:r>
-        <w:t xml:space="preserve">, </w:t>
-      </w:r>
-      <w:r>
-        <w:t>due to matters pertaining to</w:t>
-      </w:r>
-      <w:r>
-        <w:t xml:space="preserve"> the US dollar</w:t>
-      </w:r>
-      <w:r>
-        <w:t xml:space="preserve">. </w:t>
-      </w:r>
-      <w:proofErr w:type="spellStart"/>
-      <w:r>
-        <w:t>H</w:t>
-      </w:r>
-      <w:r>
-        <w:t>oltrop</w:t>
-      </w:r>
-      <w:proofErr w:type="spellEnd"/>
-      <w:r>
-        <w:t xml:space="preserve"> used Monday for </w:t>
-      </w:r>
-      <w:r>
-        <w:t xml:space="preserve">addressing </w:t>
-      </w:r>
-      <w:r>
-        <w:t xml:space="preserve">managerial issues </w:t>
-      </w:r>
-      <w:r>
-        <w:t xml:space="preserve">with the staff </w:t>
-      </w:r>
-      <w:r>
-        <w:t xml:space="preserve">and left on </w:t>
-      </w:r>
-      <w:r>
-        <w:t xml:space="preserve">the </w:t>
-      </w:r>
-      <w:r>
-        <w:t xml:space="preserve">Monday evening </w:t>
-      </w:r>
-      <w:r>
-        <w:t xml:space="preserve">night train </w:t>
-      </w:r>
-      <w:r>
-        <w:t xml:space="preserve">after a discussion </w:t>
-      </w:r>
-      <w:r>
-        <w:t xml:space="preserve">over </w:t>
-      </w:r>
-      <w:r>
-        <w:t xml:space="preserve">dinner with the managers. He read </w:t>
-      </w:r>
-      <w:r>
-        <w:t>everything</w:t>
-      </w:r>
-      <w:r>
-        <w:t xml:space="preserve">, had a precise </w:t>
-      </w:r>
-      <w:r>
-        <w:t xml:space="preserve">overview </w:t>
-      </w:r>
-      <w:r>
-        <w:t>and</w:t>
-      </w:r>
-      <w:r>
-        <w:t xml:space="preserve"> delegat</w:t>
-      </w:r>
-      <w:r>
-        <w:t>ed little</w:t>
-      </w:r>
-      <w:r>
-        <w:t>.</w:t>
-      </w:r>
-      <w:r>
-        <w:t xml:space="preserve"> He was energetic and not always easy for his staff</w:t>
-      </w:r>
-      <w:r>
-        <w:t xml:space="preserve"> to work with</w:t>
-      </w:r>
-      <w:r>
-        <w:t>.</w:t>
-      </w:r>
-      <w:r>
-        <w:t xml:space="preserve"> </w:t>
-      </w:r>
-      <w:r>
-        <w:t xml:space="preserve">He calculated that </w:t>
-      </w:r>
-      <w:r>
-        <w:t xml:space="preserve">in 21 years </w:t>
-      </w:r>
-      <w:r>
-        <w:t xml:space="preserve">he spent </w:t>
-      </w:r>
-      <w:r>
-        <w:t xml:space="preserve">almost </w:t>
-      </w:r>
-      <w:r>
-        <w:t>200 weekends in Bas</w:t>
-      </w:r>
-      <w:r>
-        <w:t>el</w:t>
-      </w:r>
-      <w:r>
-        <w:t xml:space="preserve">, </w:t>
-      </w:r>
-      <w:r>
-        <w:t xml:space="preserve">altogether </w:t>
-      </w:r>
-      <w:r>
-        <w:t>about</w:t>
-      </w:r>
-      <w:r>
-        <w:t xml:space="preserve"> two years of his life</w:t>
-      </w:r>
-      <w:r>
-        <w:t xml:space="preserve">. </w:t>
-      </w:r>
-      <w:r>
-        <w:t xml:space="preserve">In November </w:t>
-      </w:r>
-      <w:r>
-        <w:t xml:space="preserve">1958 </w:t>
-      </w:r>
-      <w:r>
-        <w:t>the British Radcliffe Committee on Working of the Monetary System consult</w:t>
-      </w:r>
-      <w:r>
-        <w:t>ed</w:t>
-      </w:r>
-      <w:r>
-        <w:t xml:space="preserve"> </w:t>
-      </w:r>
-      <w:r>
-        <w:t xml:space="preserve">with </w:t>
-      </w:r>
-      <w:r>
-        <w:t xml:space="preserve">him as </w:t>
-      </w:r>
-      <w:r>
-        <w:t>monetary</w:t>
-      </w:r>
-      <w:r>
-        <w:t xml:space="preserve"> expert </w:t>
-      </w:r>
-      <w:r>
-        <w:t xml:space="preserve">about British monetary policy and the workings of the Bank of England. </w:t>
-      </w:r>
-      <w:proofErr w:type="spellStart"/>
-      <w:r>
-        <w:t>H</w:t>
-      </w:r>
-      <w:r>
-        <w:t>oltrop</w:t>
-      </w:r>
-      <w:proofErr w:type="spellEnd"/>
-      <w:r>
-        <w:t xml:space="preserve"> was critical </w:t>
-      </w:r>
-      <w:r>
-        <w:t xml:space="preserve">of </w:t>
-      </w:r>
-      <w:r>
-        <w:t>inflationary tendencies and underlined that</w:t>
+        <w:t>When European monetary cooperation began to develop in the early 1960s t</w:t>
+      </w:r>
+      <w:r>
+        <w:t xml:space="preserve">he BIS </w:t>
+      </w:r>
+      <w:r>
+        <w:t>wa</w:t>
+      </w:r>
+      <w:r>
+        <w:t xml:space="preserve">s not eager </w:t>
+      </w:r>
+      <w:r>
+        <w:t>to play a role</w:t>
       </w:r>
       <w:r>
         <w:t>,</w:t>
       </w:r>
       <w:r>
-        <w:t xml:space="preserve"> in the pursuit of monetary equilibrium</w:t>
-      </w:r>
-      <w:r>
-        <w:t>,</w:t>
-      </w:r>
-      <w:r>
-        <w:t xml:space="preserve"> monetary policy </w:t>
-      </w:r>
-      <w:r>
-        <w:t>should</w:t>
-      </w:r>
-      <w:r>
-        <w:t xml:space="preserve"> not </w:t>
-      </w:r>
-      <w:r>
-        <w:t xml:space="preserve">be </w:t>
-      </w:r>
-      <w:r>
-        <w:t xml:space="preserve">subordinate to budgetary policy but rather </w:t>
-      </w:r>
-      <w:r>
-        <w:t>coordinate</w:t>
-      </w:r>
-      <w:r>
-        <w:t>.</w:t>
-      </w:r>
-      <w:r>
-        <w:t xml:space="preserve"> In 1962 </w:t>
-      </w:r>
-      <w:r>
-        <w:t xml:space="preserve">the Canadian Royal Commission on Banking and Finance </w:t>
-      </w:r>
-      <w:r>
-        <w:t xml:space="preserve">consulted </w:t>
-      </w:r>
-      <w:r>
-        <w:t xml:space="preserve">him </w:t>
-      </w:r>
-      <w:r>
-        <w:t xml:space="preserve">similarly </w:t>
-      </w:r>
-      <w:r>
-        <w:t>on the purposes of monetary policy</w:t>
-      </w:r>
-      <w:r>
-        <w:t xml:space="preserve">. </w:t>
-      </w:r>
-      <w:r>
-        <w:t>When European monetary cooperation began to develop in the early 1960s t</w:t>
-      </w:r>
-      <w:r>
-        <w:t xml:space="preserve">he BIS </w:t>
-      </w:r>
-      <w:r>
-        <w:t>wa</w:t>
-      </w:r>
-      <w:r>
-        <w:t xml:space="preserve">s not eager </w:t>
-      </w:r>
-      <w:r>
-        <w:t>to play a role</w:t>
-      </w:r>
-      <w:r>
-        <w:t>,</w:t>
-      </w:r>
-      <w:r>
         <w:t xml:space="preserve"> but </w:t>
       </w:r>
-      <w:proofErr w:type="spellStart"/>
-      <w:r>
-        <w:t>Holtrop</w:t>
-      </w:r>
-      <w:proofErr w:type="spellEnd"/>
-      <w:r>
-        <w:t xml:space="preserve"> </w:t>
+      <w:r>
+        <w:t xml:space="preserve">Holtrop </w:t>
       </w:r>
       <w:r>
         <w:t xml:space="preserve">reached a </w:t>
@@ -2425,13 +2403,8 @@
       <w:r>
         <w:t xml:space="preserve">Between 1964 and 1967 </w:t>
       </w:r>
-      <w:proofErr w:type="spellStart"/>
-      <w:r>
-        <w:t>Holtrop</w:t>
-      </w:r>
-      <w:proofErr w:type="spellEnd"/>
-      <w:r>
-        <w:t xml:space="preserve"> chaired the </w:t>
+      <w:r>
+        <w:t xml:space="preserve">Holtrop chaired the </w:t>
       </w:r>
       <w:r>
         <w:t>consultative Committee</w:t>
@@ -2487,13 +2460,8 @@
         <w:ind w:firstLine="708"/>
         <w:jc w:val="both"/>
       </w:pPr>
-      <w:proofErr w:type="spellStart"/>
-      <w:r>
-        <w:t>Holtrop</w:t>
-      </w:r>
-      <w:proofErr w:type="spellEnd"/>
-      <w:r>
-        <w:t xml:space="preserve"> followed the Bretton Woods institutions closely. </w:t>
+      <w:r>
+        <w:t xml:space="preserve">Holtrop followed the Bretton Woods institutions closely. </w:t>
       </w:r>
       <w:r>
         <w:t xml:space="preserve">In 1947 </w:t>
@@ -2567,15 +2535,7 @@
         <w:t>mmanuel</w:t>
       </w:r>
       <w:r>
-        <w:t xml:space="preserve"> </w:t>
-      </w:r>
-      <w:proofErr w:type="spellStart"/>
-      <w:r>
-        <w:t>Monick</w:t>
-      </w:r>
-      <w:proofErr w:type="spellEnd"/>
-      <w:r>
-        <w:t xml:space="preserve"> </w:t>
+        <w:t xml:space="preserve"> Monick </w:t>
       </w:r>
       <w:r>
         <w:t>revealed to</w:t>
@@ -2583,13 +2543,8 @@
       <w:r>
         <w:t xml:space="preserve"> </w:t>
       </w:r>
-      <w:proofErr w:type="spellStart"/>
-      <w:r>
-        <w:t>Holtrop</w:t>
-      </w:r>
-      <w:proofErr w:type="spellEnd"/>
-      <w:r>
-        <w:t xml:space="preserve"> </w:t>
+      <w:r>
+        <w:t xml:space="preserve">Holtrop </w:t>
       </w:r>
       <w:r>
         <w:t xml:space="preserve">during a walk </w:t>
@@ -2630,16 +2585,11 @@
       <w:r>
         <w:t xml:space="preserve">changed </w:t>
       </w:r>
-      <w:proofErr w:type="spellStart"/>
       <w:r>
         <w:t>Holtrop’</w:t>
       </w:r>
       <w:r>
-        <w:t>s</w:t>
-      </w:r>
-      <w:proofErr w:type="spellEnd"/>
-      <w:r>
-        <w:t xml:space="preserve"> prospects for the future.</w:t>
+        <w:t>s prospects for the future.</w:t>
       </w:r>
       <w:r>
         <w:t xml:space="preserve"> </w:t>
@@ -2691,13 +2641,8 @@
       <w:r>
         <w:t xml:space="preserve">and </w:t>
       </w:r>
-      <w:proofErr w:type="spellStart"/>
-      <w:r>
-        <w:t>Holtrop</w:t>
-      </w:r>
-      <w:proofErr w:type="spellEnd"/>
-      <w:r>
-        <w:t xml:space="preserve"> </w:t>
+      <w:r>
+        <w:t xml:space="preserve">Holtrop </w:t>
       </w:r>
       <w:r>
         <w:t>(</w:t>
@@ -2712,102 +2657,92 @@
         <w:t xml:space="preserve"> </w:t>
       </w:r>
       <w:r>
+        <w:t>visit</w:t>
+      </w:r>
+      <w:r>
+        <w:t>ed</w:t>
+      </w:r>
+      <w:r>
+        <w:t xml:space="preserve"> the combined annual meetings of the two institutions</w:t>
+      </w:r>
+      <w:r>
+        <w:t xml:space="preserve"> together</w:t>
+      </w:r>
+      <w:r>
+        <w:t xml:space="preserve">, using the opportunity to </w:t>
+      </w:r>
+      <w:r>
         <w:lastRenderedPageBreak/>
-        <w:t>visit</w:t>
+        <w:t xml:space="preserve">exchange thoughts with other </w:t>
+      </w:r>
+      <w:r>
+        <w:t xml:space="preserve">finance </w:t>
+      </w:r>
+      <w:r>
+        <w:t>ministers and central bank</w:t>
+      </w:r>
+      <w:r>
+        <w:t xml:space="preserve"> president</w:t>
+      </w:r>
+      <w:r>
+        <w:t>s. Gerda K</w:t>
+      </w:r>
+      <w:r>
+        <w:t>oe</w:t>
+      </w:r>
+      <w:r>
+        <w:t>n</w:t>
+      </w:r>
+      <w:r>
+        <w:t>, who</w:t>
+      </w:r>
+      <w:r>
+        <w:t xml:space="preserve"> </w:t>
+      </w:r>
+      <w:r>
+        <w:t>head</w:t>
       </w:r>
       <w:r>
         <w:t>ed</w:t>
       </w:r>
       <w:r>
-        <w:t xml:space="preserve"> the combined annual meetings of the two institutions</w:t>
-      </w:r>
-      <w:r>
-        <w:t xml:space="preserve"> together</w:t>
-      </w:r>
-      <w:r>
-        <w:t xml:space="preserve">, using the opportunity to exchange thoughts with other </w:t>
-      </w:r>
-      <w:r>
-        <w:t xml:space="preserve">finance </w:t>
-      </w:r>
-      <w:r>
-        <w:t>ministers and central bank</w:t>
-      </w:r>
-      <w:r>
-        <w:t xml:space="preserve"> president</w:t>
-      </w:r>
-      <w:r>
-        <w:t>s. Gerda K</w:t>
-      </w:r>
-      <w:r>
-        <w:t>oe</w:t>
-      </w:r>
-      <w:r>
-        <w:t>n</w:t>
-      </w:r>
-      <w:r>
-        <w:t>, who</w:t>
-      </w:r>
-      <w:r>
-        <w:t xml:space="preserve"> </w:t>
-      </w:r>
-      <w:r>
-        <w:t>head</w:t>
+        <w:t xml:space="preserve"> the small </w:t>
+      </w:r>
+      <w:r>
+        <w:t>section</w:t>
+      </w:r>
+      <w:r>
+        <w:t xml:space="preserve"> established at the Dutch central bank to </w:t>
+      </w:r>
+      <w:r>
+        <w:t>handle the technical and operational aspects related to the IMF</w:t>
+      </w:r>
+      <w:r>
+        <w:t xml:space="preserve"> and</w:t>
+      </w:r>
+      <w:r>
+        <w:t xml:space="preserve"> act</w:t>
       </w:r>
       <w:r>
         <w:t>ed</w:t>
       </w:r>
       <w:r>
-        <w:t xml:space="preserve"> the small </w:t>
-      </w:r>
-      <w:r>
-        <w:t>section</w:t>
-      </w:r>
-      <w:r>
-        <w:t xml:space="preserve"> established at the Dutch central bank to </w:t>
-      </w:r>
-      <w:r>
-        <w:t>handle the technical and operational aspects related to the IMF</w:t>
-      </w:r>
-      <w:r>
-        <w:t xml:space="preserve"> and</w:t>
-      </w:r>
-      <w:r>
-        <w:t xml:space="preserve"> act</w:t>
+        <w:t xml:space="preserve"> in Washington DC as the Dutch Executive Director’s assistant</w:t>
+      </w:r>
+      <w:r>
+        <w:t>, ensur</w:t>
       </w:r>
       <w:r>
         <w:t>ed</w:t>
       </w:r>
       <w:r>
-        <w:t xml:space="preserve"> in Washington DC as the Dutch Executive Director’s assistant</w:t>
-      </w:r>
-      <w:r>
-        <w:t>, ensur</w:t>
-      </w:r>
-      <w:r>
-        <w:t>ed</w:t>
-      </w:r>
-      <w:r>
-        <w:t xml:space="preserve"> that </w:t>
-      </w:r>
-      <w:proofErr w:type="spellStart"/>
-      <w:r>
-        <w:t>Holtrop</w:t>
-      </w:r>
-      <w:proofErr w:type="spellEnd"/>
-      <w:r>
-        <w:t xml:space="preserve"> could speak at favourable times</w:t>
+        <w:t xml:space="preserve"> that Holtrop could speak at favourable times</w:t>
       </w:r>
       <w:r>
         <w:t xml:space="preserve">. </w:t>
       </w:r>
-      <w:proofErr w:type="spellStart"/>
-      <w:r>
-        <w:t>Holtrop’s</w:t>
-      </w:r>
-      <w:proofErr w:type="spellEnd"/>
-      <w:r>
-        <w:t xml:space="preserve"> speeches at the IMF focused on the supply of money that should be sufficient to stimulate sustainable real growth of the world’s production and trade, but that should have neither an inflationary nor a deflationary bias. Instead</w:t>
+      <w:r>
+        <w:t>Holtrop’s speeches at the IMF focused on the supply of money that should be sufficient to stimulate sustainable real growth of the world’s production and trade, but that should have neither an inflationary nor a deflationary bias. Instead</w:t>
       </w:r>
       <w:r>
         <w:t>,</w:t>
@@ -2861,15 +2796,7 @@
         <w:t>lak, who had joined the IMF research staff</w:t>
       </w:r>
       <w:r>
-        <w:t xml:space="preserve"> in 1947, developed a small model for monetary analysis that was similar in outlook to the one </w:t>
-      </w:r>
-      <w:proofErr w:type="spellStart"/>
-      <w:r>
-        <w:t>Holtrop</w:t>
-      </w:r>
-      <w:proofErr w:type="spellEnd"/>
-      <w:r>
-        <w:t xml:space="preserve"> </w:t>
+        <w:t xml:space="preserve"> in 1947, developed a small model for monetary analysis that was similar in outlook to the one Holtrop </w:t>
       </w:r>
       <w:r>
         <w:t>had</w:t>
@@ -2941,15 +2868,7 @@
         <w:t xml:space="preserve">had to be found, particularly because the </w:t>
       </w:r>
       <w:r>
-        <w:t xml:space="preserve">IMF facilities were insufficient to handle these crises. </w:t>
-      </w:r>
-      <w:proofErr w:type="spellStart"/>
-      <w:r>
-        <w:t>Holtrop</w:t>
-      </w:r>
-      <w:proofErr w:type="spellEnd"/>
-      <w:r>
-        <w:t xml:space="preserve"> believed that the system was </w:t>
+        <w:t xml:space="preserve">IMF facilities were insufficient to handle these crises. Holtrop believed that the system was </w:t>
       </w:r>
       <w:r>
         <w:t xml:space="preserve">not </w:t>
@@ -3059,27 +2978,14 @@
       <w:r>
         <w:t xml:space="preserve"> </w:t>
       </w:r>
-      <w:proofErr w:type="spellStart"/>
-      <w:r>
-        <w:t>Holtrop</w:t>
-      </w:r>
-      <w:proofErr w:type="spellEnd"/>
-      <w:r>
-        <w:t xml:space="preserve"> secured inclusion of the BIS through Dutch </w:t>
+      <w:r>
+        <w:t xml:space="preserve">Holtrop secured inclusion of the BIS through Dutch </w:t>
       </w:r>
       <w:r>
         <w:t>civil servant</w:t>
       </w:r>
       <w:r>
-        <w:t xml:space="preserve"> Emile van </w:t>
-      </w:r>
-      <w:proofErr w:type="spellStart"/>
-      <w:r>
-        <w:t>Lennep</w:t>
-      </w:r>
-      <w:proofErr w:type="spellEnd"/>
-      <w:r>
-        <w:t xml:space="preserve">, who chaired the </w:t>
+        <w:t xml:space="preserve"> Emile van Lennep, who chaired the </w:t>
       </w:r>
       <w:r>
         <w:t xml:space="preserve">OECD </w:t>
@@ -3111,11 +3017,9 @@
       <w:r>
         <w:t xml:space="preserve">at </w:t>
       </w:r>
-      <w:proofErr w:type="spellStart"/>
       <w:r>
         <w:t>Holtrop’s</w:t>
       </w:r>
-      <w:proofErr w:type="spellEnd"/>
       <w:r>
         <w:t xml:space="preserve"> BIS </w:t>
       </w:r>
@@ -3153,15 +3057,7 @@
         <w:t>,</w:t>
       </w:r>
       <w:r>
-        <w:t xml:space="preserve"> but </w:t>
-      </w:r>
-      <w:proofErr w:type="spellStart"/>
-      <w:r>
-        <w:t>Holtrop</w:t>
-      </w:r>
-      <w:proofErr w:type="spellEnd"/>
-      <w:r>
-        <w:t xml:space="preserve"> was disappointed that his international monetary views found little response. Inflation rose seriously but the community of central bank</w:t>
+        <w:t xml:space="preserve"> but Holtrop was disappointed that his international monetary views found little response. Inflation rose seriously but the community of central bank</w:t>
       </w:r>
       <w:r>
         <w:t xml:space="preserve"> president</w:t>
@@ -3184,255 +3080,222 @@
         <w:ind w:firstLine="708"/>
         <w:jc w:val="both"/>
       </w:pPr>
-      <w:proofErr w:type="spellStart"/>
+      <w:r>
+        <w:t xml:space="preserve">Holtrop </w:t>
+      </w:r>
+      <w:r>
+        <w:t xml:space="preserve">decided to </w:t>
+      </w:r>
+      <w:r>
+        <w:t>conclude</w:t>
+      </w:r>
+      <w:r>
+        <w:t xml:space="preserve"> his career </w:t>
+      </w:r>
+      <w:r>
+        <w:t>up</w:t>
+      </w:r>
+      <w:r>
+        <w:t>on reaching retirement age at 65</w:t>
+      </w:r>
+      <w:r>
+        <w:t xml:space="preserve"> in 1967</w:t>
+      </w:r>
+      <w:r>
+        <w:t xml:space="preserve">. </w:t>
+      </w:r>
+      <w:r>
+        <w:t xml:space="preserve">Jelle Zijlstra became his successor </w:t>
+      </w:r>
+      <w:r>
+        <w:t xml:space="preserve">at both the Dutch central bank (as of 1 May) and the BIS </w:t>
+      </w:r>
+      <w:r>
+        <w:t xml:space="preserve">(as of 1 July). In 1971 Holtrop participated in a </w:t>
+      </w:r>
+      <w:r>
+        <w:t xml:space="preserve">Dutch </w:t>
+      </w:r>
+      <w:r>
+        <w:t xml:space="preserve">scientific </w:t>
+      </w:r>
+      <w:r>
+        <w:t xml:space="preserve">debate </w:t>
+      </w:r>
+      <w:r>
+        <w:t xml:space="preserve">in which he discussed </w:t>
+      </w:r>
+      <w:r>
+        <w:t xml:space="preserve">the effectiveness of </w:t>
+      </w:r>
+      <w:r>
+        <w:t>his monetary experiences between 1954</w:t>
+      </w:r>
+      <w:r>
+        <w:t xml:space="preserve"> and </w:t>
+      </w:r>
+      <w:r>
+        <w:t xml:space="preserve">1969. </w:t>
+      </w:r>
+      <w:r>
+        <w:t>The comments made it clear</w:t>
+      </w:r>
+      <w:r>
+        <w:t xml:space="preserve"> that the time of his </w:t>
+      </w:r>
+      <w:r>
+        <w:t>approach</w:t>
+      </w:r>
+      <w:r>
+        <w:t xml:space="preserve"> was over. </w:t>
+      </w:r>
+      <w:r>
+        <w:t xml:space="preserve">His strength had been the development of a </w:t>
+      </w:r>
+      <w:proofErr w:type="gramStart"/>
+      <w:r>
+        <w:t>quantitatively</w:t>
+      </w:r>
+      <w:r>
+        <w:t>-</w:t>
+      </w:r>
+      <w:r>
+        <w:t>orient</w:t>
+      </w:r>
+      <w:r>
+        <w:t>ed</w:t>
+      </w:r>
+      <w:proofErr w:type="gramEnd"/>
+      <w:r>
+        <w:t xml:space="preserve"> monetary policy, which he had applied at the Dutch central bank, the BIS and the Bretton Woods institutions. </w:t>
+      </w:r>
+      <w:r>
+        <w:t xml:space="preserve">Kazuhiko Yago </w:t>
+      </w:r>
+      <w:r>
+        <w:t xml:space="preserve">(2013: 197) </w:t>
+      </w:r>
+      <w:r>
+        <w:t xml:space="preserve">counts Holtrop among the </w:t>
+      </w:r>
+      <w:r>
+        <w:t xml:space="preserve">small group of </w:t>
+      </w:r>
+      <w:r>
+        <w:t xml:space="preserve">individuals ‘who restored the BIS during the postwar reconstruction period and, over time, led the way to restoration of the Bretton </w:t>
+      </w:r>
+      <w:r>
+        <w:t>W</w:t>
+      </w:r>
+      <w:r>
+        <w:t>oods system’</w:t>
+      </w:r>
+      <w:r>
+        <w:t>.</w:t>
+      </w:r>
+      <w:r>
+        <w:t xml:space="preserve"> </w:t>
+      </w:r>
+      <w:r>
+        <w:t xml:space="preserve">During the 1960s </w:t>
+      </w:r>
       <w:r>
         <w:t>Holtrop</w:t>
       </w:r>
-      <w:proofErr w:type="spellEnd"/>
-      <w:r>
-        <w:t xml:space="preserve"> </w:t>
-      </w:r>
-      <w:r>
-        <w:t xml:space="preserve">decided to </w:t>
-      </w:r>
-      <w:r>
-        <w:t>conclude</w:t>
-      </w:r>
-      <w:r>
-        <w:t xml:space="preserve"> his career </w:t>
-      </w:r>
-      <w:r>
-        <w:t>up</w:t>
-      </w:r>
-      <w:r>
-        <w:t>on reaching retirement age at 65</w:t>
-      </w:r>
-      <w:r>
-        <w:t xml:space="preserve"> in 1967</w:t>
-      </w:r>
-      <w:r>
-        <w:t xml:space="preserve">. </w:t>
-      </w:r>
-      <w:r>
-        <w:t xml:space="preserve">Jelle </w:t>
-      </w:r>
-      <w:proofErr w:type="spellStart"/>
-      <w:r>
-        <w:t>Zijlstra</w:t>
-      </w:r>
-      <w:proofErr w:type="spellEnd"/>
-      <w:r>
-        <w:t xml:space="preserve"> became his successor </w:t>
-      </w:r>
-      <w:r>
-        <w:t xml:space="preserve">at both the Dutch central bank (as of 1 May) and the BIS </w:t>
-      </w:r>
-      <w:r>
-        <w:t xml:space="preserve">(as of 1 July). In 1971 </w:t>
-      </w:r>
-      <w:proofErr w:type="spellStart"/>
-      <w:r>
-        <w:t>Holtrop</w:t>
-      </w:r>
-      <w:proofErr w:type="spellEnd"/>
-      <w:r>
-        <w:t xml:space="preserve"> participated in a </w:t>
-      </w:r>
-      <w:r>
-        <w:t xml:space="preserve">Dutch </w:t>
-      </w:r>
-      <w:r>
-        <w:t xml:space="preserve">scientific </w:t>
-      </w:r>
-      <w:r>
-        <w:t xml:space="preserve">debate </w:t>
-      </w:r>
-      <w:r>
-        <w:t xml:space="preserve">in which he discussed </w:t>
-      </w:r>
-      <w:r>
-        <w:t xml:space="preserve">the effectiveness of </w:t>
-      </w:r>
-      <w:r>
-        <w:t>his monetary experiences between 1954</w:t>
-      </w:r>
-      <w:r>
-        <w:t xml:space="preserve"> and </w:t>
-      </w:r>
-      <w:r>
-        <w:t xml:space="preserve">1969. </w:t>
-      </w:r>
-      <w:r>
-        <w:t>The comments made it clear</w:t>
-      </w:r>
-      <w:r>
-        <w:t xml:space="preserve"> that the time of his </w:t>
-      </w:r>
-      <w:r>
-        <w:t>approach</w:t>
-      </w:r>
-      <w:r>
-        <w:t xml:space="preserve"> was over. </w:t>
-      </w:r>
-      <w:r>
-        <w:t xml:space="preserve">His strength had been the development of a </w:t>
+      <w:r>
+        <w:t xml:space="preserve"> managed to </w:t>
+      </w:r>
+      <w:r>
+        <w:t>make</w:t>
+      </w:r>
+      <w:r>
+        <w:t xml:space="preserve"> the BIS a relevant institution among </w:t>
+      </w:r>
+      <w:r>
+        <w:t>peer</w:t>
+      </w:r>
+      <w:r>
+        <w:t xml:space="preserve"> organizations, such as the IMF and the OECD, but </w:t>
+      </w:r>
+      <w:r>
+        <w:t xml:space="preserve">he </w:t>
+      </w:r>
+      <w:r>
+        <w:t xml:space="preserve">had to notice that the growth of international credit facilities was </w:t>
+      </w:r>
+      <w:r>
+        <w:lastRenderedPageBreak/>
+        <w:t>accompanied by weaker monetary discipline</w:t>
+      </w:r>
+      <w:r>
+        <w:t xml:space="preserve">, </w:t>
+      </w:r>
+      <w:r>
+        <w:t>which</w:t>
+      </w:r>
+      <w:r>
+        <w:t xml:space="preserve"> he believed to be </w:t>
+      </w:r>
+      <w:r>
+        <w:t xml:space="preserve">so </w:t>
+      </w:r>
+      <w:r>
+        <w:t>essential</w:t>
+      </w:r>
+      <w:r>
+        <w:t>.</w:t>
+      </w:r>
+      <w:r>
+        <w:t xml:space="preserve"> </w:t>
+      </w:r>
+      <w:r>
+        <w:t xml:space="preserve">After retirement </w:t>
+      </w:r>
+      <w:r>
+        <w:t>H</w:t>
+      </w:r>
+      <w:r>
+        <w:t>oltrop</w:t>
+      </w:r>
+      <w:r>
+        <w:t xml:space="preserve"> did not engage in any public functions, except that he was part of the </w:t>
+      </w:r>
+      <w:r>
+        <w:t xml:space="preserve">committee of three </w:t>
+      </w:r>
+      <w:r>
+        <w:t xml:space="preserve">wise </w:t>
+      </w:r>
+      <w:r>
+        <w:t xml:space="preserve">men </w:t>
+      </w:r>
+      <w:r>
+        <w:t>who</w:t>
+      </w:r>
+      <w:r>
+        <w:t xml:space="preserve"> made an</w:t>
+      </w:r>
+      <w:r>
+        <w:t xml:space="preserve"> inquir</w:t>
+      </w:r>
+      <w:r>
+        <w:t>y</w:t>
+      </w:r>
+      <w:r>
+        <w:t xml:space="preserve"> into the Lockheed bribery scandal</w:t>
+      </w:r>
+      <w:r>
+        <w:t xml:space="preserve"> in The Netherlands in 1976</w:t>
+      </w:r>
+      <w:r>
+        <w:t xml:space="preserve">. Prince Bernhard was found </w:t>
       </w:r>
       <w:proofErr w:type="gramStart"/>
       <w:r>
-        <w:t>quantitatively</w:t>
-      </w:r>
-      <w:r>
-        <w:t>-</w:t>
-      </w:r>
-      <w:r>
-        <w:t>orient</w:t>
-      </w:r>
-      <w:r>
-        <w:t>ed</w:t>
+        <w:t>guilty, but</w:t>
       </w:r>
       <w:proofErr w:type="gramEnd"/>
       <w:r>
-        <w:t xml:space="preserve"> monetary policy, which he had applied at the Dutch central bank, the BIS and the Bretton Woods institutions. </w:t>
-      </w:r>
-      <w:r>
-        <w:t xml:space="preserve">Kazuhiko Yago </w:t>
-      </w:r>
-      <w:r>
-        <w:t xml:space="preserve">(2013: 197) </w:t>
-      </w:r>
-      <w:r>
-        <w:t xml:space="preserve">counts </w:t>
-      </w:r>
-      <w:proofErr w:type="spellStart"/>
-      <w:r>
-        <w:t>Holtrop</w:t>
-      </w:r>
-      <w:proofErr w:type="spellEnd"/>
-      <w:r>
-        <w:t xml:space="preserve"> among the </w:t>
-      </w:r>
-      <w:r>
-        <w:t xml:space="preserve">small group of </w:t>
-      </w:r>
-      <w:r>
-        <w:t xml:space="preserve">individuals ‘who restored the BIS during the postwar reconstruction period and, over time, led the way to restoration of the Bretton </w:t>
-      </w:r>
-      <w:r>
-        <w:t>W</w:t>
-      </w:r>
-      <w:r>
-        <w:t>oods system’</w:t>
-      </w:r>
-      <w:r>
-        <w:t>.</w:t>
-      </w:r>
-      <w:r>
-        <w:t xml:space="preserve"> </w:t>
-      </w:r>
-      <w:r>
-        <w:t xml:space="preserve">During the 1960s </w:t>
-      </w:r>
-      <w:proofErr w:type="spellStart"/>
-      <w:r>
-        <w:t>Holtrop</w:t>
-      </w:r>
-      <w:proofErr w:type="spellEnd"/>
-      <w:r>
-        <w:t xml:space="preserve"> managed to </w:t>
-      </w:r>
-      <w:r>
-        <w:t>make</w:t>
-      </w:r>
-      <w:r>
-        <w:t xml:space="preserve"> the BIS a relevant institution among </w:t>
-      </w:r>
-      <w:r>
-        <w:t>peer</w:t>
-      </w:r>
-      <w:r>
-        <w:t xml:space="preserve"> organizations, such as the IMF and </w:t>
-      </w:r>
-      <w:r>
-        <w:lastRenderedPageBreak/>
-        <w:t xml:space="preserve">the OECD, but </w:t>
-      </w:r>
-      <w:r>
-        <w:t xml:space="preserve">he </w:t>
-      </w:r>
-      <w:r>
-        <w:t>had to notice that the growth of international credit facilities was accompanied by weaker monetary discipline</w:t>
-      </w:r>
-      <w:r>
-        <w:t xml:space="preserve">, </w:t>
-      </w:r>
-      <w:r>
-        <w:t>which</w:t>
-      </w:r>
-      <w:r>
-        <w:t xml:space="preserve"> he believed to be </w:t>
-      </w:r>
-      <w:r>
-        <w:t xml:space="preserve">so </w:t>
-      </w:r>
-      <w:r>
-        <w:t>essential</w:t>
-      </w:r>
-      <w:r>
-        <w:t>.</w:t>
-      </w:r>
-      <w:r>
-        <w:t xml:space="preserve"> </w:t>
-      </w:r>
-      <w:r>
-        <w:t xml:space="preserve">After retirement </w:t>
-      </w:r>
-      <w:proofErr w:type="spellStart"/>
-      <w:r>
-        <w:t>H</w:t>
-      </w:r>
-      <w:r>
-        <w:t>oltrop</w:t>
-      </w:r>
-      <w:proofErr w:type="spellEnd"/>
-      <w:r>
-        <w:t xml:space="preserve"> did not engage in any public functions, except that he was part of the </w:t>
-      </w:r>
-      <w:r>
-        <w:t xml:space="preserve">committee of three </w:t>
-      </w:r>
-      <w:r>
-        <w:t xml:space="preserve">wise </w:t>
-      </w:r>
-      <w:r>
-        <w:t xml:space="preserve">men </w:t>
-      </w:r>
-      <w:r>
-        <w:t>who</w:t>
-      </w:r>
-      <w:r>
-        <w:t xml:space="preserve"> made an</w:t>
-      </w:r>
-      <w:r>
-        <w:t xml:space="preserve"> inquir</w:t>
-      </w:r>
-      <w:r>
-        <w:t>y</w:t>
-      </w:r>
-      <w:r>
-        <w:t xml:space="preserve"> into the Lockheed bribery scandal</w:t>
-      </w:r>
-      <w:r>
-        <w:t xml:space="preserve"> in The Netherlands in 1976</w:t>
-      </w:r>
-      <w:r>
-        <w:t xml:space="preserve">. Prince Bernhard was found </w:t>
-      </w:r>
-      <w:proofErr w:type="gramStart"/>
-      <w:r>
-        <w:t>guilty, but</w:t>
-      </w:r>
-      <w:proofErr w:type="gramEnd"/>
-      <w:r>
         <w:t xml:space="preserve"> spared. The solution found was that </w:t>
       </w:r>
       <w:r>
@@ -3442,15 +3305,7 @@
         <w:t xml:space="preserve"> had to step down from several public functions and was forbidden to wear his military uniforms again.</w:t>
       </w:r>
       <w:r>
-        <w:t xml:space="preserve"> </w:t>
-      </w:r>
-      <w:proofErr w:type="spellStart"/>
-      <w:r>
-        <w:t>Holtrop</w:t>
-      </w:r>
-      <w:proofErr w:type="spellEnd"/>
-      <w:r>
-        <w:t xml:space="preserve"> </w:t>
+        <w:t xml:space="preserve"> Holtrop </w:t>
       </w:r>
       <w:r>
         <w:t>enjoyed his private life</w:t>
@@ -3507,15 +3362,7 @@
         <w:t xml:space="preserve">Dossier </w:t>
       </w:r>
       <w:r>
-        <w:t xml:space="preserve">M.W. </w:t>
-      </w:r>
-      <w:proofErr w:type="spellStart"/>
-      <w:r>
-        <w:t>Holtrop</w:t>
-      </w:r>
-      <w:proofErr w:type="spellEnd"/>
-      <w:r>
-        <w:t xml:space="preserve"> </w:t>
+        <w:t xml:space="preserve">M.W. Holtrop </w:t>
       </w:r>
       <w:r>
         <w:t xml:space="preserve">1946-1967, </w:t>
@@ -3539,15 +3386,7 @@
         <w:t xml:space="preserve">of </w:t>
       </w:r>
       <w:r>
-        <w:t xml:space="preserve">De </w:t>
-      </w:r>
-      <w:proofErr w:type="spellStart"/>
-      <w:r>
-        <w:t>Nederlandsche</w:t>
-      </w:r>
-      <w:proofErr w:type="spellEnd"/>
-      <w:r>
-        <w:t xml:space="preserve"> Bank N.V.</w:t>
+        <w:t>De Nederlandsche Bank N.V.</w:t>
       </w:r>
       <w:r>
         <w:t xml:space="preserve"> in</w:t>
@@ -3561,7 +3400,7 @@
       <w:r>
         <w:t xml:space="preserve"> see </w:t>
       </w:r>
-      <w:hyperlink r:id="rId8" w:history="1">
+      <w:hyperlink r:id="rId7" w:history="1">
         <w:r>
           <w:rPr>
             <w:rStyle w:val="Hyperlink"/>
@@ -3737,21 +3576,7 @@
         <w:rPr>
           <w:lang w:val="nl-NL"/>
         </w:rPr>
-        <w:t xml:space="preserve"> </w:t>
-      </w:r>
-      <w:proofErr w:type="spellStart"/>
-      <w:r>
-        <w:rPr>
-          <w:lang w:val="nl-NL"/>
-        </w:rPr>
-        <w:t>Velocity</w:t>
-      </w:r>
-      <w:proofErr w:type="spellEnd"/>
-      <w:r>
-        <w:rPr>
-          <w:lang w:val="nl-NL"/>
-        </w:rPr>
-        <w:t xml:space="preserve"> of </w:t>
+        <w:t xml:space="preserve"> Velocity of </w:t>
       </w:r>
       <w:proofErr w:type="spellStart"/>
       <w:r>
@@ -4548,15 +4373,7 @@
         <w:t xml:space="preserve">: </w:t>
       </w:r>
       <w:r>
-        <w:t xml:space="preserve">C.E. </w:t>
-      </w:r>
-      <w:proofErr w:type="spellStart"/>
-      <w:r>
-        <w:t>Burckel</w:t>
-      </w:r>
-      <w:proofErr w:type="spellEnd"/>
-      <w:r>
-        <w:t xml:space="preserve"> (Ed.), </w:t>
+        <w:t xml:space="preserve">C.E. Burckel (Ed.), </w:t>
       </w:r>
       <w:r>
         <w:rPr>
@@ -4639,112 +4456,52 @@
         <w:rPr>
           <w:rFonts w:cs="Times New Roman"/>
         </w:rPr>
-        <w:t xml:space="preserve">, ‘In Memoriam </w:t>
-      </w:r>
-      <w:proofErr w:type="spellStart"/>
+        <w:t>, ‘In Memoriam Dr. M.W. Holtrop’</w:t>
+      </w:r>
+      <w:r>
+        <w:t xml:space="preserve"> in</w:t>
+      </w:r>
       <w:r>
         <w:rPr>
           <w:rFonts w:cs="Times New Roman"/>
         </w:rPr>
-        <w:t>Dr.</w:t>
-      </w:r>
-      <w:proofErr w:type="spellEnd"/>
+        <w:t xml:space="preserve"> </w:t>
+      </w:r>
       <w:r>
         <w:rPr>
           <w:rFonts w:cs="Times New Roman"/>
-        </w:rPr>
-        <w:t xml:space="preserve"> M.W. </w:t>
+          <w:i/>
+        </w:rPr>
+        <w:t xml:space="preserve">De Florijn, </w:t>
       </w:r>
       <w:proofErr w:type="spellStart"/>
       <w:r>
         <w:rPr>
           <w:rFonts w:cs="Times New Roman"/>
-        </w:rPr>
-        <w:t>Holtrop</w:t>
+          <w:i/>
+        </w:rPr>
+        <w:t>Personeelsblad</w:t>
       </w:r>
       <w:proofErr w:type="spellEnd"/>
       <w:r>
         <w:rPr>
           <w:rFonts w:cs="Times New Roman"/>
-        </w:rPr>
-        <w:t>’</w:t>
-      </w:r>
-      <w:r>
-        <w:t xml:space="preserve"> in</w:t>
+          <w:i/>
+        </w:rPr>
+        <w:t xml:space="preserve"> van de Nederlandsche Bank N.V.</w:t>
       </w:r>
       <w:r>
         <w:rPr>
           <w:rFonts w:cs="Times New Roman"/>
         </w:rPr>
-        <w:t xml:space="preserve"> </w:t>
+        <w:t xml:space="preserve">, </w:t>
+      </w:r>
+      <w:r>
+        <w:t>11, May</w:t>
       </w:r>
       <w:r>
         <w:rPr>
           <w:rFonts w:cs="Times New Roman"/>
-          <w:i/>
-        </w:rPr>
-        <w:t xml:space="preserve">De </w:t>
-      </w:r>
-      <w:proofErr w:type="spellStart"/>
-      <w:r>
-        <w:rPr>
-          <w:rFonts w:cs="Times New Roman"/>
-          <w:i/>
-        </w:rPr>
-        <w:t>Florijn</w:t>
-      </w:r>
-      <w:proofErr w:type="spellEnd"/>
-      <w:r>
-        <w:rPr>
-          <w:rFonts w:cs="Times New Roman"/>
-          <w:i/>
-        </w:rPr>
-        <w:t xml:space="preserve">, </w:t>
-      </w:r>
-      <w:proofErr w:type="spellStart"/>
-      <w:r>
-        <w:rPr>
-          <w:rFonts w:cs="Times New Roman"/>
-          <w:i/>
-        </w:rPr>
-        <w:t>Personeelsblad</w:t>
-      </w:r>
-      <w:proofErr w:type="spellEnd"/>
-      <w:r>
-        <w:rPr>
-          <w:rFonts w:cs="Times New Roman"/>
-          <w:i/>
-        </w:rPr>
-        <w:t xml:space="preserve"> van de </w:t>
-      </w:r>
-      <w:proofErr w:type="spellStart"/>
-      <w:r>
-        <w:rPr>
-          <w:rFonts w:cs="Times New Roman"/>
-          <w:i/>
-        </w:rPr>
-        <w:t>Nederlandsche</w:t>
-      </w:r>
-      <w:proofErr w:type="spellEnd"/>
-      <w:r>
-        <w:rPr>
-          <w:rFonts w:cs="Times New Roman"/>
-          <w:i/>
-        </w:rPr>
-        <w:t xml:space="preserve"> Bank N.V.</w:t>
-      </w:r>
-      <w:r>
-        <w:rPr>
-          <w:rFonts w:cs="Times New Roman"/>
-        </w:rPr>
-        <w:t xml:space="preserve">, </w:t>
-      </w:r>
-      <w:r>
-        <w:t>11, May</w:t>
-      </w:r>
-      <w:r>
-        <w:rPr>
-          <w:rFonts w:cs="Times New Roman"/>
         </w:rPr>
         <w:t xml:space="preserve"> 1988, 9-10</w:t>
       </w:r>
@@ -4758,35 +4515,7 @@
         <w:rPr>
           <w:i/>
         </w:rPr>
-        <w:t xml:space="preserve">Pieter </w:t>
-      </w:r>
-      <w:proofErr w:type="spellStart"/>
-      <w:r>
-        <w:rPr>
-          <w:i/>
-        </w:rPr>
-        <w:t>Lieftinck</w:t>
-      </w:r>
-      <w:proofErr w:type="spellEnd"/>
-      <w:r>
-        <w:rPr>
-          <w:i/>
-        </w:rPr>
-        <w:t xml:space="preserve"> 1902-1989: </w:t>
-      </w:r>
-      <w:proofErr w:type="spellStart"/>
-      <w:r>
-        <w:rPr>
-          <w:i/>
-        </w:rPr>
-        <w:t>Een</w:t>
-      </w:r>
-      <w:proofErr w:type="spellEnd"/>
-      <w:r>
-        <w:rPr>
-          <w:i/>
-        </w:rPr>
-        <w:t xml:space="preserve"> </w:t>
+        <w:t xml:space="preserve">Pieter Lieftinck 1902-1989: Een </w:t>
       </w:r>
       <w:proofErr w:type="spellStart"/>
       <w:r>
@@ -4860,15 +4589,7 @@
         <w:t xml:space="preserve">, Aldershot 1989, 187-198; </w:t>
       </w:r>
       <w:r>
-        <w:t>M.M.G. Fase, ‘</w:t>
-      </w:r>
-      <w:proofErr w:type="spellStart"/>
-      <w:r>
-        <w:t>Holtrop</w:t>
-      </w:r>
-      <w:proofErr w:type="spellEnd"/>
-      <w:r>
-        <w:t xml:space="preserve">, Marius Wilhelm’ in </w:t>
+        <w:t xml:space="preserve">M.M.G. Fase, ‘Holtrop, Marius Wilhelm’ in </w:t>
       </w:r>
       <w:proofErr w:type="spellStart"/>
       <w:r>
@@ -4925,7 +4646,7 @@
         </w:rPr>
         <w:t xml:space="preserve"> at </w:t>
       </w:r>
-      <w:hyperlink r:id="rId9" w:history="1">
+      <w:hyperlink r:id="rId8" w:history="1">
         <w:r>
           <w:rPr>
             <w:rStyle w:val="Hyperlink"/>
@@ -5435,59 +5156,59 @@
           <w:i/>
           <w:lang w:val="nl-NL"/>
         </w:rPr>
+        <w:t xml:space="preserve">De ‘Bank </w:t>
+      </w:r>
+      <w:proofErr w:type="spellStart"/>
+      <w:r>
+        <w:rPr>
+          <w:i/>
+          <w:lang w:val="nl-NL"/>
+        </w:rPr>
+        <w:t>for</w:t>
+      </w:r>
+      <w:proofErr w:type="spellEnd"/>
+      <w:r>
+        <w:rPr>
+          <w:i/>
+          <w:lang w:val="nl-NL"/>
+        </w:rPr>
+        <w:t xml:space="preserve"> International </w:t>
+      </w:r>
+      <w:proofErr w:type="spellStart"/>
+      <w:r>
+        <w:rPr>
+          <w:i/>
+          <w:lang w:val="nl-NL"/>
+        </w:rPr>
+        <w:t>Settlements</w:t>
+      </w:r>
+      <w:proofErr w:type="spellEnd"/>
+      <w:r>
+        <w:rPr>
+          <w:i/>
+          <w:lang w:val="nl-NL"/>
+        </w:rPr>
+        <w:t>’ te Bazel 1930-1948</w:t>
+      </w:r>
+      <w:r>
+        <w:rPr>
+          <w:lang w:val="nl-NL"/>
+        </w:rPr>
+        <w:t xml:space="preserve">, Amsterdam 1997; </w:t>
+      </w:r>
+      <w:r>
+        <w:rPr>
+          <w:lang w:val="nl-NL"/>
+        </w:rPr>
+        <w:t xml:space="preserve">E. van Lennep, </w:t>
+      </w:r>
+      <w:proofErr w:type="spellStart"/>
+      <w:r>
+        <w:rPr>
+          <w:i/>
+          <w:lang w:val="nl-NL"/>
+        </w:rPr>
         <w:lastRenderedPageBreak/>
-        <w:t xml:space="preserve">De ‘Bank </w:t>
-      </w:r>
-      <w:proofErr w:type="spellStart"/>
-      <w:r>
-        <w:rPr>
-          <w:i/>
-          <w:lang w:val="nl-NL"/>
-        </w:rPr>
-        <w:t>for</w:t>
-      </w:r>
-      <w:proofErr w:type="spellEnd"/>
-      <w:r>
-        <w:rPr>
-          <w:i/>
-          <w:lang w:val="nl-NL"/>
-        </w:rPr>
-        <w:t xml:space="preserve"> International </w:t>
-      </w:r>
-      <w:proofErr w:type="spellStart"/>
-      <w:r>
-        <w:rPr>
-          <w:i/>
-          <w:lang w:val="nl-NL"/>
-        </w:rPr>
-        <w:t>Settlements</w:t>
-      </w:r>
-      <w:proofErr w:type="spellEnd"/>
-      <w:r>
-        <w:rPr>
-          <w:i/>
-          <w:lang w:val="nl-NL"/>
-        </w:rPr>
-        <w:t>’ te Bazel 1930-1948</w:t>
-      </w:r>
-      <w:r>
-        <w:rPr>
-          <w:lang w:val="nl-NL"/>
-        </w:rPr>
-        <w:t xml:space="preserve">, Amsterdam 1997; </w:t>
-      </w:r>
-      <w:r>
-        <w:rPr>
-          <w:lang w:val="nl-NL"/>
-        </w:rPr>
-        <w:t xml:space="preserve">E. van Lennep, </w:t>
-      </w:r>
-      <w:proofErr w:type="spellStart"/>
-      <w:r>
-        <w:rPr>
-          <w:i/>
-          <w:lang w:val="nl-NL"/>
-        </w:rPr>
         <w:t>Working</w:t>
       </w:r>
       <w:proofErr w:type="spellEnd"/>
@@ -6486,54 +6207,38 @@
           <w:bCs/>
           <w:lang w:val="en-US"/>
         </w:rPr>
-        <w:t>Bob Reinalda, ‘</w:t>
-      </w:r>
-      <w:proofErr w:type="spellStart"/>
+        <w:t xml:space="preserve">Bob Reinalda, ‘Holtrop, Marius Wilhelm’ in </w:t>
+      </w:r>
+      <w:r>
+        <w:rPr>
+          <w:bCs/>
+          <w:i/>
+          <w:lang w:val="en-US"/>
+        </w:rPr>
+        <w:t>IO BIO, Biographical Dictionary of Secretaries-General of International Organizations</w:t>
+      </w:r>
       <w:r>
         <w:rPr>
           <w:bCs/>
           <w:lang w:val="en-US"/>
         </w:rPr>
-        <w:t>Holtrop</w:t>
-      </w:r>
-      <w:proofErr w:type="spellEnd"/>
+        <w:t xml:space="preserve">, Edited by Bob Reinalda, Kent J. Kille and Jaci </w:t>
+      </w:r>
       <w:r>
         <w:rPr>
           <w:bCs/>
           <w:lang w:val="en-US"/>
         </w:rPr>
-        <w:t xml:space="preserve">, Marius Wilhelm’ in </w:t>
-      </w:r>
-      <w:r>
-        <w:rPr>
-          <w:bCs/>
-          <w:i/>
-          <w:lang w:val="en-US"/>
-        </w:rPr>
-        <w:t>IO BIO, Biographical Dictionary of Secretaries-General of International Organizations</w:t>
+        <w:t xml:space="preserve">L. </w:t>
       </w:r>
       <w:r>
         <w:rPr>
           <w:bCs/>
           <w:lang w:val="en-US"/>
         </w:rPr>
-        <w:t xml:space="preserve">, Edited by Bob Reinalda, Kent J. Kille and Jaci </w:t>
-      </w:r>
-      <w:r>
-        <w:rPr>
-          <w:bCs/>
-          <w:lang w:val="en-US"/>
-        </w:rPr>
-        <w:t xml:space="preserve">L. </w:t>
-      </w:r>
-      <w:r>
-        <w:rPr>
-          <w:bCs/>
-          <w:lang w:val="en-US"/>
-        </w:rPr>
         <w:t xml:space="preserve">Eisenberg, </w:t>
       </w:r>
-      <w:hyperlink r:id="rId10" w:history="1">
+      <w:hyperlink r:id="rId9" w:history="1">
         <w:r>
           <w:rPr>
             <w:rStyle w:val="Hyperlink"/>
@@ -6553,9 +6258,9 @@
       </w:r>
     </w:p>
     <w:sectPr>
-      <w:headerReference w:type="even" r:id="rId11"/>
-      <w:headerReference w:type="default" r:id="rId12"/>
-      <w:footerReference w:type="default" r:id="rId13"/>
+      <w:headerReference w:type="even" r:id="rId10"/>
+      <w:headerReference w:type="default" r:id="rId11"/>
+      <w:footerReference w:type="default" r:id="rId12"/>
       <w:pgSz w:w="11900" w:h="16840"/>
       <w:pgMar w:top="1418" w:right="1418" w:bottom="1418" w:left="1418" w:header="709" w:footer="709" w:gutter="0"/>
       <w:cols w:space="708"/>
@@ -6566,7 +6271,7 @@
 </file>
 
 <file path=word/endnotes.xml><?xml version="1.0" encoding="utf-8"?>
-<w:endnotes xmlns:wpc="http://schemas.microsoft.com/office/word/2010/wordprocessingCanvas" xmlns:cx="http://schemas.microsoft.com/office/drawing/2014/chartex" xmlns:cx1="http://schemas.microsoft.com/office/drawing/2015/9/8/chartex" xmlns:cx2="http://schemas.microsoft.com/office/drawing/2015/10/21/chartex" xmlns:cx3="http://schemas.microsoft.com/office/drawing/2016/5/9/chartex" xmlns:cx4="http://schemas.microsoft.com/office/drawing/2016/5/10/chartex" xmlns:cx5="http://schemas.microsoft.com/office/drawing/2016/5/11/chartex" xmlns:cx6="http://schemas.microsoft.com/office/drawing/2016/5/12/chartex" xmlns:cx7="http://schemas.microsoft.com/office/drawing/2016/5/13/chartex" xmlns:cx8="http://schemas.microsoft.com/office/drawing/2016/5/14/chartex" xmlns:mc="http://schemas.openxmlformats.org/markup-compatibility/2006" xmlns:aink="http://schemas.microsoft.com/office/drawing/2016/ink" xmlns:am3d="http://schemas.microsoft.com/office/drawing/2017/model3d" xmlns:o="urn:schemas-microsoft-com:office:office" xmlns:oel="http://schemas.microsoft.com/office/2019/extlst" xmlns:r="http://schemas.openxmlformats.org/officeDocument/2006/relationships" xmlns:m="http://schemas.openxmlformats.org/officeDocument/2006/math" xmlns:v="urn:schemas-microsoft-com:vml" xmlns:wp14="http://schemas.microsoft.com/office/word/2010/wordprocessingDrawing" xmlns:wp="http://schemas.openxmlformats.org/drawingml/2006/wordprocessingDrawing" xmlns:w10="urn:schemas-microsoft-com:office:word" xmlns:w="http://schemas.openxmlformats.org/wordprocessingml/2006/main" xmlns:w14="http://schemas.microsoft.com/office/word/2010/wordml" xmlns:w15="http://schemas.microsoft.com/office/word/2012/wordml" xmlns:w16cex="http://schemas.microsoft.com/office/word/2018/wordml/cex" xmlns:w16cid="http://schemas.microsoft.com/office/word/2016/wordml/cid" xmlns:w16="http://schemas.microsoft.com/office/word/2018/wordml" xmlns:w16du="http://schemas.microsoft.com/office/word/2023/wordml/word16du" xmlns:w16sdtdh="http://schemas.microsoft.com/office/word/2020/wordml/sdtdatahash" xmlns:w16sdtfl="http://schemas.microsoft.com/office/word/2024/wordml/sdtformatlock" xmlns:w16se="http://schemas.microsoft.com/office/word/2015/wordml/symex" xmlns:wpg="http://schemas.microsoft.com/office/word/2010/wordprocessingGroup" xmlns:wpi="http://schemas.microsoft.com/office/word/2010/wordprocessingInk" xmlns:wne="http://schemas.microsoft.com/office/word/2006/wordml" xmlns:wps="http://schemas.microsoft.com/office/word/2010/wordprocessingShape" mc:Ignorable="w14 w15 w16se w16cid w16 w16cex w16sdtdh w16sdtfl w16du wp14">
+<w:endnotes xmlns:wpc="http://schemas.microsoft.com/office/word/2010/wordprocessingCanvas" xmlns:cx="http://schemas.microsoft.com/office/drawing/2014/chartex" xmlns:cx1="http://schemas.microsoft.com/office/drawing/2015/9/8/chartex" xmlns:cx2="http://schemas.microsoft.com/office/drawing/2015/10/21/chartex" xmlns:cx3="http://schemas.microsoft.com/office/drawing/2016/5/9/chartex" xmlns:cx4="http://schemas.microsoft.com/office/drawing/2016/5/10/chartex" xmlns:cx5="http://schemas.microsoft.com/office/drawing/2016/5/11/chartex" xmlns:cx6="http://schemas.microsoft.com/office/drawing/2016/5/12/chartex" xmlns:cx7="http://schemas.microsoft.com/office/drawing/2016/5/13/chartex" xmlns:cx8="http://schemas.microsoft.com/office/drawing/2016/5/14/chartex" xmlns:mc="http://schemas.openxmlformats.org/markup-compatibility/2006" xmlns:m="http://schemas.openxmlformats.org/officeDocument/2006/math" xmlns:aink="http://schemas.microsoft.com/office/drawing/2016/ink" xmlns:am3d="http://schemas.microsoft.com/office/drawing/2017/model3d" xmlns:oel="http://schemas.microsoft.com/office/2019/extlst" xmlns:r="http://schemas.openxmlformats.org/officeDocument/2006/relationships" xmlns:wp14="http://schemas.microsoft.com/office/word/2010/wordprocessingDrawing" xmlns:wp="http://schemas.openxmlformats.org/drawingml/2006/wordprocessingDrawing" xmlns:wpg="http://schemas.microsoft.com/office/word/2010/wordprocessingGroup" xmlns:wpi="http://schemas.microsoft.com/office/word/2010/wordprocessingInk" xmlns:wps="http://schemas.microsoft.com/office/word/2010/wordprocessingShape" xmlns:o="urn:schemas-microsoft-com:office:office" xmlns:v="urn:schemas-microsoft-com:vml" xmlns:w10="urn:schemas-microsoft-com:office:word" xmlns:w="http://schemas.openxmlformats.org/wordprocessingml/2006/main" xmlns:w14="http://schemas.microsoft.com/office/word/2010/wordml" xmlns:w15="http://schemas.microsoft.com/office/word/2012/wordml" xmlns:w16cei="http://schemas.microsoft.com/office/word/2026/wordml/cei" xmlns:w16cex="http://schemas.microsoft.com/office/word/2018/wordml/cex" xmlns:w16cid="http://schemas.microsoft.com/office/word/2016/wordml/cid" xmlns:w16="http://schemas.microsoft.com/office/word/2018/wordml" xmlns:w16sdtdh="http://schemas.microsoft.com/office/word/2020/wordml/sdtdatahash" xmlns:w16sdtfl="http://schemas.microsoft.com/office/word/2024/wordml/sdtformatlock" xmlns:w16se="http://schemas.microsoft.com/office/word/2015/wordml/symex" xmlns:w16du="http://schemas.microsoft.com/office/word/2023/wordml/word16du" xmlns:wne="http://schemas.microsoft.com/office/word/2006/wordml" mc:Ignorable="w14 w15 w16se w16cid w16 w16cex w16sdtdh w16sdtfl w16du wp14">
   <w:endnote w:type="separator" w:id="-1">
     <w:p>
       <w:r>
@@ -6585,7 +6290,7 @@
 </file>
 
 <file path=word/footer1.xml><?xml version="1.0" encoding="utf-8"?>
-<w:ftr xmlns:wpc="http://schemas.microsoft.com/office/word/2010/wordprocessingCanvas" xmlns:cx="http://schemas.microsoft.com/office/drawing/2014/chartex" xmlns:cx1="http://schemas.microsoft.com/office/drawing/2015/9/8/chartex" xmlns:cx2="http://schemas.microsoft.com/office/drawing/2015/10/21/chartex" xmlns:cx3="http://schemas.microsoft.com/office/drawing/2016/5/9/chartex" xmlns:cx4="http://schemas.microsoft.com/office/drawing/2016/5/10/chartex" xmlns:cx5="http://schemas.microsoft.com/office/drawing/2016/5/11/chartex" xmlns:cx6="http://schemas.microsoft.com/office/drawing/2016/5/12/chartex" xmlns:cx7="http://schemas.microsoft.com/office/drawing/2016/5/13/chartex" xmlns:cx8="http://schemas.microsoft.com/office/drawing/2016/5/14/chartex" xmlns:mc="http://schemas.openxmlformats.org/markup-compatibility/2006" xmlns:aink="http://schemas.microsoft.com/office/drawing/2016/ink" xmlns:am3d="http://schemas.microsoft.com/office/drawing/2017/model3d" xmlns:o="urn:schemas-microsoft-com:office:office" xmlns:oel="http://schemas.microsoft.com/office/2019/extlst" xmlns:r="http://schemas.openxmlformats.org/officeDocument/2006/relationships" xmlns:m="http://schemas.openxmlformats.org/officeDocument/2006/math" xmlns:v="urn:schemas-microsoft-com:vml" xmlns:wp14="http://schemas.microsoft.com/office/word/2010/wordprocessingDrawing" xmlns:wp="http://schemas.openxmlformats.org/drawingml/2006/wordprocessingDrawing" xmlns:w10="urn:schemas-microsoft-com:office:word" xmlns:w="http://schemas.openxmlformats.org/wordprocessingml/2006/main" xmlns:w14="http://schemas.microsoft.com/office/word/2010/wordml" xmlns:w15="http://schemas.microsoft.com/office/word/2012/wordml" xmlns:w16cex="http://schemas.microsoft.com/office/word/2018/wordml/cex" xmlns:w16cid="http://schemas.microsoft.com/office/word/2016/wordml/cid" xmlns:w16="http://schemas.microsoft.com/office/word/2018/wordml" xmlns:w16du="http://schemas.microsoft.com/office/word/2023/wordml/word16du" xmlns:w16sdtdh="http://schemas.microsoft.com/office/word/2020/wordml/sdtdatahash" xmlns:w16sdtfl="http://schemas.microsoft.com/office/word/2024/wordml/sdtformatlock" xmlns:w16se="http://schemas.microsoft.com/office/word/2015/wordml/symex" xmlns:wpg="http://schemas.microsoft.com/office/word/2010/wordprocessingGroup" xmlns:wpi="http://schemas.microsoft.com/office/word/2010/wordprocessingInk" xmlns:wne="http://schemas.microsoft.com/office/word/2006/wordml" xmlns:wps="http://schemas.microsoft.com/office/word/2010/wordprocessingShape" mc:Ignorable="w14 w15 w16se w16cid w16 w16cex w16sdtdh w16sdtfl w16du wp14">
+<w:ftr xmlns:wpc="http://schemas.microsoft.com/office/word/2010/wordprocessingCanvas" xmlns:cx="http://schemas.microsoft.com/office/drawing/2014/chartex" xmlns:cx1="http://schemas.microsoft.com/office/drawing/2015/9/8/chartex" xmlns:cx2="http://schemas.microsoft.com/office/drawing/2015/10/21/chartex" xmlns:cx3="http://schemas.microsoft.com/office/drawing/2016/5/9/chartex" xmlns:cx4="http://schemas.microsoft.com/office/drawing/2016/5/10/chartex" xmlns:cx5="http://schemas.microsoft.com/office/drawing/2016/5/11/chartex" xmlns:cx6="http://schemas.microsoft.com/office/drawing/2016/5/12/chartex" xmlns:cx7="http://schemas.microsoft.com/office/drawing/2016/5/13/chartex" xmlns:cx8="http://schemas.microsoft.com/office/drawing/2016/5/14/chartex" xmlns:mc="http://schemas.openxmlformats.org/markup-compatibility/2006" xmlns:m="http://schemas.openxmlformats.org/officeDocument/2006/math" xmlns:aink="http://schemas.microsoft.com/office/drawing/2016/ink" xmlns:am3d="http://schemas.microsoft.com/office/drawing/2017/model3d" xmlns:oel="http://schemas.microsoft.com/office/2019/extlst" xmlns:r="http://schemas.openxmlformats.org/officeDocument/2006/relationships" xmlns:wp14="http://schemas.microsoft.com/office/word/2010/wordprocessingDrawing" xmlns:wp="http://schemas.openxmlformats.org/drawingml/2006/wordprocessingDrawing" xmlns:wpg="http://schemas.microsoft.com/office/word/2010/wordprocessingGroup" xmlns:wpi="http://schemas.microsoft.com/office/word/2010/wordprocessingInk" xmlns:wps="http://schemas.microsoft.com/office/word/2010/wordprocessingShape" xmlns:o="urn:schemas-microsoft-com:office:office" xmlns:v="urn:schemas-microsoft-com:vml" xmlns:w10="urn:schemas-microsoft-com:office:word" xmlns:w="http://schemas.openxmlformats.org/wordprocessingml/2006/main" xmlns:w14="http://schemas.microsoft.com/office/word/2010/wordml" xmlns:w15="http://schemas.microsoft.com/office/word/2012/wordml" xmlns:w16cei="http://schemas.microsoft.com/office/word/2026/wordml/cei" xmlns:w16cex="http://schemas.microsoft.com/office/word/2018/wordml/cex" xmlns:w16cid="http://schemas.microsoft.com/office/word/2016/wordml/cid" xmlns:w16="http://schemas.microsoft.com/office/word/2018/wordml" xmlns:w16sdtdh="http://schemas.microsoft.com/office/word/2020/wordml/sdtdatahash" xmlns:w16sdtfl="http://schemas.microsoft.com/office/word/2024/wordml/sdtformatlock" xmlns:w16se="http://schemas.microsoft.com/office/word/2015/wordml/symex" xmlns:w16du="http://schemas.microsoft.com/office/word/2023/wordml/word16du" xmlns:wne="http://schemas.microsoft.com/office/word/2006/wordml" mc:Ignorable="w14 w15 w16se w16cid w16 w16cex w16sdtdh w16sdtfl w16du wp14">
   <w:p>
     <w:pPr>
       <w:pStyle w:val="Voettekst"/>
@@ -6628,7 +6333,7 @@
 </file>
 
 <file path=word/footnotes.xml><?xml version="1.0" encoding="utf-8"?>
-<w:footnotes xmlns:wpc="http://schemas.microsoft.com/office/word/2010/wordprocessingCanvas" xmlns:cx="http://schemas.microsoft.com/office/drawing/2014/chartex" xmlns:cx1="http://schemas.microsoft.com/office/drawing/2015/9/8/chartex" xmlns:cx2="http://schemas.microsoft.com/office/drawing/2015/10/21/chartex" xmlns:cx3="http://schemas.microsoft.com/office/drawing/2016/5/9/chartex" xmlns:cx4="http://schemas.microsoft.com/office/drawing/2016/5/10/chartex" xmlns:cx5="http://schemas.microsoft.com/office/drawing/2016/5/11/chartex" xmlns:cx6="http://schemas.microsoft.com/office/drawing/2016/5/12/chartex" xmlns:cx7="http://schemas.microsoft.com/office/drawing/2016/5/13/chartex" xmlns:cx8="http://schemas.microsoft.com/office/drawing/2016/5/14/chartex" xmlns:mc="http://schemas.openxmlformats.org/markup-compatibility/2006" xmlns:aink="http://schemas.microsoft.com/office/drawing/2016/ink" xmlns:am3d="http://schemas.microsoft.com/office/drawing/2017/model3d" xmlns:o="urn:schemas-microsoft-com:office:office" xmlns:oel="http://schemas.microsoft.com/office/2019/extlst" xmlns:r="http://schemas.openxmlformats.org/officeDocument/2006/relationships" xmlns:m="http://schemas.openxmlformats.org/officeDocument/2006/math" xmlns:v="urn:schemas-microsoft-com:vml" xmlns:wp14="http://schemas.microsoft.com/office/word/2010/wordprocessingDrawing" xmlns:wp="http://schemas.openxmlformats.org/drawingml/2006/wordprocessingDrawing" xmlns:w10="urn:schemas-microsoft-com:office:word" xmlns:w="http://schemas.openxmlformats.org/wordprocessingml/2006/main" xmlns:w14="http://schemas.microsoft.com/office/word/2010/wordml" xmlns:w15="http://schemas.microsoft.com/office/word/2012/wordml" xmlns:w16cex="http://schemas.microsoft.com/office/word/2018/wordml/cex" xmlns:w16cid="http://schemas.microsoft.com/office/word/2016/wordml/cid" xmlns:w16="http://schemas.microsoft.com/office/word/2018/wordml" xmlns:w16du="http://schemas.microsoft.com/office/word/2023/wordml/word16du" xmlns:w16sdtdh="http://schemas.microsoft.com/office/word/2020/wordml/sdtdatahash" xmlns:w16sdtfl="http://schemas.microsoft.com/office/word/2024/wordml/sdtformatlock" xmlns:w16se="http://schemas.microsoft.com/office/word/2015/wordml/symex" xmlns:wpg="http://schemas.microsoft.com/office/word/2010/wordprocessingGroup" xmlns:wpi="http://schemas.microsoft.com/office/word/2010/wordprocessingInk" xmlns:wne="http://schemas.microsoft.com/office/word/2006/wordml" xmlns:wps="http://schemas.microsoft.com/office/word/2010/wordprocessingShape" mc:Ignorable="w14 w15 w16se w16cid w16 w16cex w16sdtdh w16sdtfl w16du wp14">
+<w:footnotes xmlns:wpc="http://schemas.microsoft.com/office/word/2010/wordprocessingCanvas" xmlns:cx="http://schemas.microsoft.com/office/drawing/2014/chartex" xmlns:cx1="http://schemas.microsoft.com/office/drawing/2015/9/8/chartex" xmlns:cx2="http://schemas.microsoft.com/office/drawing/2015/10/21/chartex" xmlns:cx3="http://schemas.microsoft.com/office/drawing/2016/5/9/chartex" xmlns:cx4="http://schemas.microsoft.com/office/drawing/2016/5/10/chartex" xmlns:cx5="http://schemas.microsoft.com/office/drawing/2016/5/11/chartex" xmlns:cx6="http://schemas.microsoft.com/office/drawing/2016/5/12/chartex" xmlns:cx7="http://schemas.microsoft.com/office/drawing/2016/5/13/chartex" xmlns:cx8="http://schemas.microsoft.com/office/drawing/2016/5/14/chartex" xmlns:mc="http://schemas.openxmlformats.org/markup-compatibility/2006" xmlns:m="http://schemas.openxmlformats.org/officeDocument/2006/math" xmlns:aink="http://schemas.microsoft.com/office/drawing/2016/ink" xmlns:am3d="http://schemas.microsoft.com/office/drawing/2017/model3d" xmlns:oel="http://schemas.microsoft.com/office/2019/extlst" xmlns:r="http://schemas.openxmlformats.org/officeDocument/2006/relationships" xmlns:wp14="http://schemas.microsoft.com/office/word/2010/wordprocessingDrawing" xmlns:wp="http://schemas.openxmlformats.org/drawingml/2006/wordprocessingDrawing" xmlns:wpg="http://schemas.microsoft.com/office/word/2010/wordprocessingGroup" xmlns:wpi="http://schemas.microsoft.com/office/word/2010/wordprocessingInk" xmlns:wps="http://schemas.microsoft.com/office/word/2010/wordprocessingShape" xmlns:o="urn:schemas-microsoft-com:office:office" xmlns:v="urn:schemas-microsoft-com:vml" xmlns:w10="urn:schemas-microsoft-com:office:word" xmlns:w="http://schemas.openxmlformats.org/wordprocessingml/2006/main" xmlns:w14="http://schemas.microsoft.com/office/word/2010/wordml" xmlns:w15="http://schemas.microsoft.com/office/word/2012/wordml" xmlns:w16cei="http://schemas.microsoft.com/office/word/2026/wordml/cei" xmlns:w16cex="http://schemas.microsoft.com/office/word/2018/wordml/cex" xmlns:w16cid="http://schemas.microsoft.com/office/word/2016/wordml/cid" xmlns:w16="http://schemas.microsoft.com/office/word/2018/wordml" xmlns:w16sdtdh="http://schemas.microsoft.com/office/word/2020/wordml/sdtdatahash" xmlns:w16sdtfl="http://schemas.microsoft.com/office/word/2024/wordml/sdtformatlock" xmlns:w16se="http://schemas.microsoft.com/office/word/2015/wordml/symex" xmlns:w16du="http://schemas.microsoft.com/office/word/2023/wordml/word16du" xmlns:wne="http://schemas.microsoft.com/office/word/2006/wordml" mc:Ignorable="w14 w15 w16se w16cid w16 w16cex w16sdtdh w16sdtfl w16du wp14">
   <w:footnote w:type="separator" w:id="-1">
     <w:p>
       <w:r>
@@ -6647,7 +6352,7 @@
 </file>
 
 <file path=word/header1.xml><?xml version="1.0" encoding="utf-8"?>
-<w:hdr xmlns:wpc="http://schemas.microsoft.com/office/word/2010/wordprocessingCanvas" xmlns:cx="http://schemas.microsoft.com/office/drawing/2014/chartex" xmlns:cx1="http://schemas.microsoft.com/office/drawing/2015/9/8/chartex" xmlns:cx2="http://schemas.microsoft.com/office/drawing/2015/10/21/chartex" xmlns:cx3="http://schemas.microsoft.com/office/drawing/2016/5/9/chartex" xmlns:cx4="http://schemas.microsoft.com/office/drawing/2016/5/10/chartex" xmlns:cx5="http://schemas.microsoft.com/office/drawing/2016/5/11/chartex" xmlns:cx6="http://schemas.microsoft.com/office/drawing/2016/5/12/chartex" xmlns:cx7="http://schemas.microsoft.com/office/drawing/2016/5/13/chartex" xmlns:cx8="http://schemas.microsoft.com/office/drawing/2016/5/14/chartex" xmlns:mc="http://schemas.openxmlformats.org/markup-compatibility/2006" xmlns:aink="http://schemas.microsoft.com/office/drawing/2016/ink" xmlns:am3d="http://schemas.microsoft.com/office/drawing/2017/model3d" xmlns:o="urn:schemas-microsoft-com:office:office" xmlns:oel="http://schemas.microsoft.com/office/2019/extlst" xmlns:r="http://schemas.openxmlformats.org/officeDocument/2006/relationships" xmlns:m="http://schemas.openxmlformats.org/officeDocument/2006/math" xmlns:v="urn:schemas-microsoft-com:vml" xmlns:wp14="http://schemas.microsoft.com/office/word/2010/wordprocessingDrawing" xmlns:wp="http://schemas.openxmlformats.org/drawingml/2006/wordprocessingDrawing" xmlns:w10="urn:schemas-microsoft-com:office:word" xmlns:w="http://schemas.openxmlformats.org/wordprocessingml/2006/main" xmlns:w14="http://schemas.microsoft.com/office/word/2010/wordml" xmlns:w15="http://schemas.microsoft.com/office/word/2012/wordml" xmlns:w16cex="http://schemas.microsoft.com/office/word/2018/wordml/cex" xmlns:w16cid="http://schemas.microsoft.com/office/word/2016/wordml/cid" xmlns:w16="http://schemas.microsoft.com/office/word/2018/wordml" xmlns:w16du="http://schemas.microsoft.com/office/word/2023/wordml/word16du" xmlns:w16sdtdh="http://schemas.microsoft.com/office/word/2020/wordml/sdtdatahash" xmlns:w16sdtfl="http://schemas.microsoft.com/office/word/2024/wordml/sdtformatlock" xmlns:w16se="http://schemas.microsoft.com/office/word/2015/wordml/symex" xmlns:wpg="http://schemas.microsoft.com/office/word/2010/wordprocessingGroup" xmlns:wpi="http://schemas.microsoft.com/office/word/2010/wordprocessingInk" xmlns:wne="http://schemas.microsoft.com/office/word/2006/wordml" xmlns:wps="http://schemas.microsoft.com/office/word/2010/wordprocessingShape" mc:Ignorable="w14 w15 w16se w16cid w16 w16cex w16sdtdh w16sdtfl w16du wp14">
+<w:hdr xmlns:wpc="http://schemas.microsoft.com/office/word/2010/wordprocessingCanvas" xmlns:cx="http://schemas.microsoft.com/office/drawing/2014/chartex" xmlns:cx1="http://schemas.microsoft.com/office/drawing/2015/9/8/chartex" xmlns:cx2="http://schemas.microsoft.com/office/drawing/2015/10/21/chartex" xmlns:cx3="http://schemas.microsoft.com/office/drawing/2016/5/9/chartex" xmlns:cx4="http://schemas.microsoft.com/office/drawing/2016/5/10/chartex" xmlns:cx5="http://schemas.microsoft.com/office/drawing/2016/5/11/chartex" xmlns:cx6="http://schemas.microsoft.com/office/drawing/2016/5/12/chartex" xmlns:cx7="http://schemas.microsoft.com/office/drawing/2016/5/13/chartex" xmlns:cx8="http://schemas.microsoft.com/office/drawing/2016/5/14/chartex" xmlns:mc="http://schemas.openxmlformats.org/markup-compatibility/2006" xmlns:m="http://schemas.openxmlformats.org/officeDocument/2006/math" xmlns:aink="http://schemas.microsoft.com/office/drawing/2016/ink" xmlns:am3d="http://schemas.microsoft.com/office/drawing/2017/model3d" xmlns:oel="http://schemas.microsoft.com/office/2019/extlst" xmlns:r="http://schemas.openxmlformats.org/officeDocument/2006/relationships" xmlns:wp14="http://schemas.microsoft.com/office/word/2010/wordprocessingDrawing" xmlns:wp="http://schemas.openxmlformats.org/drawingml/2006/wordprocessingDrawing" xmlns:wpg="http://schemas.microsoft.com/office/word/2010/wordprocessingGroup" xmlns:wpi="http://schemas.microsoft.com/office/word/2010/wordprocessingInk" xmlns:wps="http://schemas.microsoft.com/office/word/2010/wordprocessingShape" xmlns:o="urn:schemas-microsoft-com:office:office" xmlns:v="urn:schemas-microsoft-com:vml" xmlns:w10="urn:schemas-microsoft-com:office:word" xmlns:w="http://schemas.openxmlformats.org/wordprocessingml/2006/main" xmlns:w14="http://schemas.microsoft.com/office/word/2010/wordml" xmlns:w15="http://schemas.microsoft.com/office/word/2012/wordml" xmlns:w16cei="http://schemas.microsoft.com/office/word/2026/wordml/cei" xmlns:w16cex="http://schemas.microsoft.com/office/word/2018/wordml/cex" xmlns:w16cid="http://schemas.microsoft.com/office/word/2016/wordml/cid" xmlns:w16="http://schemas.microsoft.com/office/word/2018/wordml" xmlns:w16sdtdh="http://schemas.microsoft.com/office/word/2020/wordml/sdtdatahash" xmlns:w16sdtfl="http://schemas.microsoft.com/office/word/2024/wordml/sdtformatlock" xmlns:w16se="http://schemas.microsoft.com/office/word/2015/wordml/symex" xmlns:w16du="http://schemas.microsoft.com/office/word/2023/wordml/word16du" xmlns:wne="http://schemas.microsoft.com/office/word/2006/wordml" mc:Ignorable="w14 w15 w16se w16cid w16 w16cex w16sdtdh w16sdtfl w16du wp14">
   <w:sdt>
     <w:sdtPr>
       <w:rPr>
@@ -6698,7 +6403,7 @@
 </file>
 
 <file path=word/header2.xml><?xml version="1.0" encoding="utf-8"?>
-<w:hdr xmlns:wpc="http://schemas.microsoft.com/office/word/2010/wordprocessingCanvas" xmlns:cx="http://schemas.microsoft.com/office/drawing/2014/chartex" xmlns:cx1="http://schemas.microsoft.com/office/drawing/2015/9/8/chartex" xmlns:cx2="http://schemas.microsoft.com/office/drawing/2015/10/21/chartex" xmlns:cx3="http://schemas.microsoft.com/office/drawing/2016/5/9/chartex" xmlns:cx4="http://schemas.microsoft.com/office/drawing/2016/5/10/chartex" xmlns:cx5="http://schemas.microsoft.com/office/drawing/2016/5/11/chartex" xmlns:cx6="http://schemas.microsoft.com/office/drawing/2016/5/12/chartex" xmlns:cx7="http://schemas.microsoft.com/office/drawing/2016/5/13/chartex" xmlns:cx8="http://schemas.microsoft.com/office/drawing/2016/5/14/chartex" xmlns:mc="http://schemas.openxmlformats.org/markup-compatibility/2006" xmlns:aink="http://schemas.microsoft.com/office/drawing/2016/ink" xmlns:am3d="http://schemas.microsoft.com/office/drawing/2017/model3d" xmlns:o="urn:schemas-microsoft-com:office:office" xmlns:oel="http://schemas.microsoft.com/office/2019/extlst" xmlns:r="http://schemas.openxmlformats.org/officeDocument/2006/relationships" xmlns:m="http://schemas.openxmlformats.org/officeDocument/2006/math" xmlns:v="urn:schemas-microsoft-com:vml" xmlns:wp14="http://schemas.microsoft.com/office/word/2010/wordprocessingDrawing" xmlns:wp="http://schemas.openxmlformats.org/drawingml/2006/wordprocessingDrawing" xmlns:w10="urn:schemas-microsoft-com:office:word" xmlns:w="http://schemas.openxmlformats.org/wordprocessingml/2006/main" xmlns:w14="http://schemas.microsoft.com/office/word/2010/wordml" xmlns:w15="http://schemas.microsoft.com/office/word/2012/wordml" xmlns:w16cex="http://schemas.microsoft.com/office/word/2018/wordml/cex" xmlns:w16cid="http://schemas.microsoft.com/office/word/2016/wordml/cid" xmlns:w16="http://schemas.microsoft.com/office/word/2018/wordml" xmlns:w16du="http://schemas.microsoft.com/office/word/2023/wordml/word16du" xmlns:w16sdtdh="http://schemas.microsoft.com/office/word/2020/wordml/sdtdatahash" xmlns:w16sdtfl="http://schemas.microsoft.com/office/word/2024/wordml/sdtformatlock" xmlns:w16se="http://schemas.microsoft.com/office/word/2015/wordml/symex" xmlns:wpg="http://schemas.microsoft.com/office/word/2010/wordprocessingGroup" xmlns:wpi="http://schemas.microsoft.com/office/word/2010/wordprocessingInk" xmlns:wne="http://schemas.microsoft.com/office/word/2006/wordml" xmlns:wps="http://schemas.microsoft.com/office/word/2010/wordprocessingShape" mc:Ignorable="w14 w15 w16se w16cid w16 w16cex w16sdtdh w16sdtfl w16du wp14">
+<w:hdr xmlns:wpc="http://schemas.microsoft.com/office/word/2010/wordprocessingCanvas" xmlns:cx="http://schemas.microsoft.com/office/drawing/2014/chartex" xmlns:cx1="http://schemas.microsoft.com/office/drawing/2015/9/8/chartex" xmlns:cx2="http://schemas.microsoft.com/office/drawing/2015/10/21/chartex" xmlns:cx3="http://schemas.microsoft.com/office/drawing/2016/5/9/chartex" xmlns:cx4="http://schemas.microsoft.com/office/drawing/2016/5/10/chartex" xmlns:cx5="http://schemas.microsoft.com/office/drawing/2016/5/11/chartex" xmlns:cx6="http://schemas.microsoft.com/office/drawing/2016/5/12/chartex" xmlns:cx7="http://schemas.microsoft.com/office/drawing/2016/5/13/chartex" xmlns:cx8="http://schemas.microsoft.com/office/drawing/2016/5/14/chartex" xmlns:mc="http://schemas.openxmlformats.org/markup-compatibility/2006" xmlns:m="http://schemas.openxmlformats.org/officeDocument/2006/math" xmlns:aink="http://schemas.microsoft.com/office/drawing/2016/ink" xmlns:am3d="http://schemas.microsoft.com/office/drawing/2017/model3d" xmlns:oel="http://schemas.microsoft.com/office/2019/extlst" xmlns:r="http://schemas.openxmlformats.org/officeDocument/2006/relationships" xmlns:wp14="http://schemas.microsoft.com/office/word/2010/wordprocessingDrawing" xmlns:wp="http://schemas.openxmlformats.org/drawingml/2006/wordprocessingDrawing" xmlns:wpg="http://schemas.microsoft.com/office/word/2010/wordprocessingGroup" xmlns:wpi="http://schemas.microsoft.com/office/word/2010/wordprocessingInk" xmlns:wps="http://schemas.microsoft.com/office/word/2010/wordprocessingShape" xmlns:o="urn:schemas-microsoft-com:office:office" xmlns:v="urn:schemas-microsoft-com:vml" xmlns:w10="urn:schemas-microsoft-com:office:word" xmlns:w="http://schemas.openxmlformats.org/wordprocessingml/2006/main" xmlns:w14="http://schemas.microsoft.com/office/word/2010/wordml" xmlns:w15="http://schemas.microsoft.com/office/word/2012/wordml" xmlns:w16cei="http://schemas.microsoft.com/office/word/2026/wordml/cei" xmlns:w16cex="http://schemas.microsoft.com/office/word/2018/wordml/cex" xmlns:w16cid="http://schemas.microsoft.com/office/word/2016/wordml/cid" xmlns:w16="http://schemas.microsoft.com/office/word/2018/wordml" xmlns:w16sdtdh="http://schemas.microsoft.com/office/word/2020/wordml/sdtdatahash" xmlns:w16sdtfl="http://schemas.microsoft.com/office/word/2024/wordml/sdtformatlock" xmlns:w16se="http://schemas.microsoft.com/office/word/2015/wordml/symex" xmlns:w16du="http://schemas.microsoft.com/office/word/2023/wordml/word16du" xmlns:wne="http://schemas.microsoft.com/office/word/2006/wordml" mc:Ignorable="w14 w15 w16se w16cid w16 w16cex w16sdtdh w16sdtfl w16du wp14">
   <w:sdt>
     <w:sdtPr>
       <w:rPr>
@@ -6762,7 +6467,7 @@
 </file>
 
 <file path=word/styles.xml><?xml version="1.0" encoding="utf-8"?>
-<w:styles xmlns:mc="http://schemas.openxmlformats.org/markup-compatibility/2006" xmlns:r="http://schemas.openxmlformats.org/officeDocument/2006/relationships" xmlns:w="http://schemas.openxmlformats.org/wordprocessingml/2006/main" xmlns:w14="http://schemas.microsoft.com/office/word/2010/wordml" xmlns:w15="http://schemas.microsoft.com/office/word/2012/wordml" xmlns:w16cex="http://schemas.microsoft.com/office/word/2018/wordml/cex" xmlns:w16cid="http://schemas.microsoft.com/office/word/2016/wordml/cid" xmlns:w16="http://schemas.microsoft.com/office/word/2018/wordml" xmlns:w16du="http://schemas.microsoft.com/office/word/2023/wordml/word16du" xmlns:w16sdtdh="http://schemas.microsoft.com/office/word/2020/wordml/sdtdatahash" xmlns:w16sdtfl="http://schemas.microsoft.com/office/word/2024/wordml/sdtformatlock" xmlns:w16se="http://schemas.microsoft.com/office/word/2015/wordml/symex" mc:Ignorable="w14 w15 w16se w16cid w16 w16cex w16sdtdh w16sdtfl w16du">
+<w:styles xmlns:mc="http://schemas.openxmlformats.org/markup-compatibility/2006" xmlns:r="http://schemas.openxmlformats.org/officeDocument/2006/relationships" xmlns:w="http://schemas.openxmlformats.org/wordprocessingml/2006/main" xmlns:w14="http://schemas.microsoft.com/office/word/2010/wordml" xmlns:w15="http://schemas.microsoft.com/office/word/2012/wordml" xmlns:w16cex="http://schemas.microsoft.com/office/word/2018/wordml/cex" xmlns:w16cid="http://schemas.microsoft.com/office/word/2016/wordml/cid" xmlns:w16="http://schemas.microsoft.com/office/word/2018/wordml" xmlns:w16sdtdh="http://schemas.microsoft.com/office/word/2020/wordml/sdtdatahash" xmlns:w16sdtfl="http://schemas.microsoft.com/office/word/2024/wordml/sdtformatlock" xmlns:w16se="http://schemas.microsoft.com/office/word/2015/wordml/symex" xmlns:w16du="http://schemas.microsoft.com/office/word/2023/wordml/word16du" mc:Ignorable="w14 w15 w16se w16cid w16 w16cex w16sdtdh w16sdtfl w16du">
   <w:docDefaults>
     <w:rPrDefault>
       <w:rPr>
